--- a/лаб 1.docx
+++ b/лаб 1.docx
@@ -136,8 +136,8 @@
           <w:rFonts w:ascii="Times New Roman" w:hAnsi="Times New Roman" w:cs="Times New Roman"/>
           <w:b/>
           <w:bCs/>
-          <w:sz w:val="44"/>
-          <w:szCs w:val="44"/>
+          <w:sz w:val="36"/>
+          <w:szCs w:val="36"/>
         </w:rPr>
       </w:pPr>
       <w:r>
@@ -159,7 +159,31 @@
           <w:sz w:val="36"/>
           <w:szCs w:val="36"/>
         </w:rPr>
-        <w:t>Ознайомлення з HDFS</w:t>
+        <w:t>НАЛАШТУВАННЯ РОБОЧОГО</w:t>
+      </w:r>
+    </w:p>
+    <w:p>
+      <w:pPr>
+        <w:spacing w:after="125"/>
+        <w:ind w:left="-5"/>
+        <w:jc w:val="center"/>
+        <w:rPr>
+          <w:rFonts w:ascii="Times New Roman" w:hAnsi="Times New Roman" w:cs="Times New Roman"/>
+          <w:b/>
+          <w:bCs/>
+          <w:sz w:val="44"/>
+          <w:szCs w:val="44"/>
+        </w:rPr>
+      </w:pPr>
+      <w:r>
+        <w:rPr>
+          <w:rFonts w:ascii="Times New Roman" w:hAnsi="Times New Roman" w:cs="Times New Roman"/>
+          <w:b/>
+          <w:bCs/>
+          <w:sz w:val="36"/>
+          <w:szCs w:val="36"/>
+        </w:rPr>
+        <w:t>СЕРЕДОВИЩА</w:t>
       </w:r>
       <w:r>
         <w:rPr>
@@ -276,7 +300,7 @@
           <w:szCs w:val="28"/>
           <w:shd w:val="clear" w:color="auto" w:fill="F9F9F9"/>
         </w:rPr>
-        <w:t>Крихівський</w:t>
+        <w:t>Храбатин</w:t>
       </w:r>
       <w:proofErr w:type="spellEnd"/>
       <w:r>
@@ -286,7 +310,25 @@
           <w:szCs w:val="28"/>
           <w:shd w:val="clear" w:color="auto" w:fill="F9F9F9"/>
         </w:rPr>
-        <w:t xml:space="preserve"> М. В</w:t>
+        <w:t xml:space="preserve"> Р</w:t>
+      </w:r>
+      <w:r>
+        <w:rPr>
+          <w:rFonts w:ascii="Times New Roman" w:hAnsi="Times New Roman" w:cs="Times New Roman"/>
+          <w:sz w:val="28"/>
+          <w:szCs w:val="28"/>
+          <w:shd w:val="clear" w:color="auto" w:fill="F9F9F9"/>
+        </w:rPr>
+        <w:t xml:space="preserve">. </w:t>
+      </w:r>
+      <w:r>
+        <w:rPr>
+          <w:rFonts w:ascii="Times New Roman" w:hAnsi="Times New Roman" w:cs="Times New Roman"/>
+          <w:sz w:val="28"/>
+          <w:szCs w:val="28"/>
+          <w:shd w:val="clear" w:color="auto" w:fill="F9F9F9"/>
+        </w:rPr>
+        <w:t>І</w:t>
       </w:r>
       <w:r>
         <w:rPr>
@@ -320,16 +362,6 @@
         <w:tab/>
         <w:t xml:space="preserve">     </w:t>
       </w:r>
-    </w:p>
-    <w:p>
-      <w:pPr>
-        <w:rPr>
-          <w:rFonts w:ascii="Times New Roman" w:hAnsi="Times New Roman" w:cs="Times New Roman"/>
-          <w:color w:val="000000" w:themeColor="text1"/>
-          <w:sz w:val="28"/>
-          <w:szCs w:val="28"/>
-        </w:rPr>
-      </w:pPr>
     </w:p>
     <w:p>
       <w:pPr>
@@ -425,7 +457,101 @@
           <w:szCs w:val="28"/>
         </w:rPr>
         <w:lastRenderedPageBreak/>
-        <w:t xml:space="preserve">Мета: Навчитися працювати з </w:t>
+        <w:t>Мета роботи: здійснити проведення налаштування</w:t>
+      </w:r>
+      <w:r>
+        <w:rPr>
+          <w:rFonts w:cstheme="minorHAnsi"/>
+          <w:sz w:val="28"/>
+          <w:szCs w:val="28"/>
+        </w:rPr>
+        <w:t xml:space="preserve"> </w:t>
+      </w:r>
+      <w:r>
+        <w:rPr>
+          <w:rFonts w:cstheme="minorHAnsi"/>
+          <w:sz w:val="28"/>
+          <w:szCs w:val="28"/>
+        </w:rPr>
+        <w:t>робочого середовища для подальшого виконання</w:t>
+      </w:r>
+      <w:r>
+        <w:rPr>
+          <w:rFonts w:cstheme="minorHAnsi"/>
+          <w:sz w:val="28"/>
+          <w:szCs w:val="28"/>
+        </w:rPr>
+        <w:t xml:space="preserve"> </w:t>
+      </w:r>
+      <w:r>
+        <w:rPr>
+          <w:rFonts w:cstheme="minorHAnsi"/>
+          <w:sz w:val="28"/>
+          <w:szCs w:val="28"/>
+        </w:rPr>
+        <w:t>лабораторних робіт</w:t>
+      </w:r>
+    </w:p>
+    <w:p>
+      <w:pPr>
+        <w:spacing w:after="0" w:line="360" w:lineRule="auto"/>
+        <w:rPr>
+          <w:rFonts w:cstheme="minorHAnsi"/>
+          <w:b/>
+          <w:bCs/>
+          <w:sz w:val="28"/>
+          <w:szCs w:val="28"/>
+        </w:rPr>
+      </w:pPr>
+      <w:r>
+        <w:rPr>
+          <w:rFonts w:cstheme="minorHAnsi"/>
+          <w:b/>
+          <w:bCs/>
+          <w:sz w:val="28"/>
+          <w:szCs w:val="28"/>
+        </w:rPr>
+        <w:t xml:space="preserve">Завдання: </w:t>
+      </w:r>
+    </w:p>
+    <w:p>
+      <w:pPr>
+        <w:spacing w:after="0" w:line="360" w:lineRule="auto"/>
+        <w:rPr>
+          <w:rFonts w:cstheme="minorHAnsi"/>
+          <w:sz w:val="28"/>
+          <w:szCs w:val="28"/>
+        </w:rPr>
+      </w:pPr>
+      <w:r>
+        <w:rPr>
+          <w:rFonts w:cstheme="minorHAnsi"/>
+          <w:sz w:val="28"/>
+          <w:szCs w:val="28"/>
+        </w:rPr>
+        <w:t xml:space="preserve">1. Ознайомлення з необхідним ПЗ: </w:t>
+      </w:r>
+    </w:p>
+    <w:p>
+      <w:pPr>
+        <w:numPr>
+          <w:ilvl w:val="0"/>
+          <w:numId w:val="1"/>
+        </w:numPr>
+        <w:spacing w:after="0" w:line="360" w:lineRule="auto"/>
+        <w:rPr>
+          <w:rFonts w:cstheme="minorHAnsi"/>
+          <w:sz w:val="28"/>
+          <w:szCs w:val="28"/>
+        </w:rPr>
+      </w:pPr>
+      <w:r>
+        <w:rPr>
+          <w:rFonts w:cstheme="minorHAnsi"/>
+          <w:sz w:val="28"/>
+          <w:szCs w:val="28"/>
+        </w:rPr>
+        <w:t xml:space="preserve">VS </w:t>
       </w:r>
       <w:proofErr w:type="spellStart"/>
       <w:r>
@@ -434,7 +560,7 @@
           <w:sz w:val="28"/>
           <w:szCs w:val="28"/>
         </w:rPr>
-        <w:t>Hadoop</w:t>
+        <w:t>Code</w:t>
       </w:r>
       <w:proofErr w:type="spellEnd"/>
       <w:r>
@@ -445,6 +571,28 @@
         </w:rPr>
         <w:t xml:space="preserve"> </w:t>
       </w:r>
+    </w:p>
+    <w:p>
+      <w:pPr>
+        <w:numPr>
+          <w:ilvl w:val="0"/>
+          <w:numId w:val="1"/>
+        </w:numPr>
+        <w:spacing w:after="0" w:line="360" w:lineRule="auto"/>
+        <w:rPr>
+          <w:rFonts w:cstheme="minorHAnsi"/>
+          <w:sz w:val="28"/>
+          <w:szCs w:val="28"/>
+        </w:rPr>
+      </w:pPr>
+      <w:r>
+        <w:rPr>
+          <w:rFonts w:cstheme="minorHAnsi"/>
+          <w:sz w:val="28"/>
+          <w:szCs w:val="28"/>
+        </w:rPr>
+        <w:t xml:space="preserve">Node.js + </w:t>
+      </w:r>
       <w:proofErr w:type="spellStart"/>
       <w:r>
         <w:rPr>
@@ -452,7 +600,7 @@
           <w:sz w:val="28"/>
           <w:szCs w:val="28"/>
         </w:rPr>
-        <w:t>Distributed</w:t>
+        <w:t>npm</w:t>
       </w:r>
       <w:proofErr w:type="spellEnd"/>
       <w:r>
@@ -463,6 +611,20 @@
         </w:rPr>
         <w:t xml:space="preserve"> </w:t>
       </w:r>
+    </w:p>
+    <w:p>
+      <w:pPr>
+        <w:numPr>
+          <w:ilvl w:val="0"/>
+          <w:numId w:val="1"/>
+        </w:numPr>
+        <w:spacing w:after="0" w:line="360" w:lineRule="auto"/>
+        <w:rPr>
+          <w:rFonts w:cstheme="minorHAnsi"/>
+          <w:sz w:val="28"/>
+          <w:szCs w:val="28"/>
+        </w:rPr>
+      </w:pPr>
       <w:proofErr w:type="spellStart"/>
       <w:r>
         <w:rPr>
@@ -470,7 +632,7 @@
           <w:sz w:val="28"/>
           <w:szCs w:val="28"/>
         </w:rPr>
-        <w:t>File</w:t>
+        <w:t>Git</w:t>
       </w:r>
       <w:proofErr w:type="spellEnd"/>
       <w:r>
@@ -481,6 +643,42 @@
         </w:rPr>
         <w:t xml:space="preserve"> </w:t>
       </w:r>
+    </w:p>
+    <w:p>
+      <w:pPr>
+        <w:spacing w:after="0" w:line="360" w:lineRule="auto"/>
+        <w:rPr>
+          <w:rFonts w:cstheme="minorHAnsi"/>
+          <w:sz w:val="28"/>
+          <w:szCs w:val="28"/>
+        </w:rPr>
+      </w:pPr>
+      <w:r>
+        <w:rPr>
+          <w:rFonts w:cstheme="minorHAnsi"/>
+          <w:sz w:val="28"/>
+          <w:szCs w:val="28"/>
+        </w:rPr>
+        <w:t xml:space="preserve">2. Встановлення програмного забезпечення </w:t>
+      </w:r>
+    </w:p>
+    <w:p>
+      <w:pPr>
+        <w:spacing w:after="0" w:line="360" w:lineRule="auto"/>
+        <w:rPr>
+          <w:rFonts w:cstheme="minorHAnsi"/>
+          <w:sz w:val="28"/>
+          <w:szCs w:val="28"/>
+        </w:rPr>
+      </w:pPr>
+      <w:r>
+        <w:rPr>
+          <w:rFonts w:cstheme="minorHAnsi"/>
+          <w:sz w:val="28"/>
+          <w:szCs w:val="28"/>
+        </w:rPr>
+        <w:t xml:space="preserve">3. Створення та запуск першого </w:t>
+      </w:r>
       <w:proofErr w:type="spellStart"/>
       <w:r>
         <w:rPr>
@@ -488,7 +686,7 @@
           <w:sz w:val="28"/>
           <w:szCs w:val="28"/>
         </w:rPr>
-        <w:t>System</w:t>
+        <w:t>JavaScript</w:t>
       </w:r>
       <w:proofErr w:type="spellEnd"/>
       <w:r>
@@ -497,719 +695,191 @@
           <w:sz w:val="28"/>
           <w:szCs w:val="28"/>
         </w:rPr>
-        <w:t>.</w:t>
-      </w:r>
-    </w:p>
-    <w:p>
-      <w:pPr>
+        <w:t xml:space="preserve"> файлу </w:t>
+      </w:r>
+    </w:p>
+    <w:p>
+      <w:pPr>
+        <w:spacing w:after="0" w:line="360" w:lineRule="auto"/>
         <w:rPr>
           <w:rFonts w:cstheme="minorHAnsi"/>
           <w:sz w:val="28"/>
           <w:szCs w:val="28"/>
         </w:rPr>
       </w:pPr>
-    </w:p>
-    <w:p>
-      <w:pPr>
-        <w:jc w:val="center"/>
+      <w:r>
         <w:rPr>
           <w:rFonts w:cstheme="minorHAnsi"/>
-          <w:b/>
-          <w:bCs/>
-          <w:sz w:val="28"/>
-          <w:szCs w:val="28"/>
-        </w:rPr>
-      </w:pPr>
+          <w:sz w:val="28"/>
+          <w:szCs w:val="28"/>
+        </w:rPr>
+        <w:t xml:space="preserve">4. Налаштування </w:t>
+      </w:r>
+      <w:proofErr w:type="spellStart"/>
       <w:r>
         <w:rPr>
           <w:rFonts w:cstheme="minorHAnsi"/>
-          <w:b/>
-          <w:bCs/>
-          <w:sz w:val="28"/>
-          <w:szCs w:val="28"/>
-        </w:rPr>
-        <w:t>Короткі Теоретичні відомості</w:t>
-      </w:r>
-    </w:p>
-    <w:p>
-      <w:pPr>
-        <w:ind w:firstLine="708"/>
+          <w:sz w:val="28"/>
+          <w:szCs w:val="28"/>
+        </w:rPr>
+        <w:t>Git</w:t>
+      </w:r>
+      <w:proofErr w:type="spellEnd"/>
+      <w:r>
         <w:rPr>
           <w:rFonts w:cstheme="minorHAnsi"/>
           <w:sz w:val="28"/>
           <w:szCs w:val="28"/>
         </w:rPr>
-      </w:pPr>
-      <w:r>
+        <w:t xml:space="preserve"> та створення репозиторію</w:t>
+      </w:r>
+    </w:p>
+    <w:p>
+      <w:pPr>
         <w:rPr>
           <w:rFonts w:cstheme="minorHAnsi"/>
           <w:sz w:val="28"/>
           <w:szCs w:val="28"/>
         </w:rPr>
-        <w:t xml:space="preserve">HDFS створена за аналогією з класичною файловою системою, але її архітектура орієнтована на роботу з масивними наборами даних, що розподіляються між багатьма вузлами кластера. Основна ідея полягає у тому, що великі файли розбиваються на блоки стандартного розміру (зазвичай 64 або 128 мегабайт), які зберігаються на різних вузлах для забезпечення паралельної обробки та підвищення </w:t>
+      </w:pPr>
+    </w:p>
+    <w:p>
+      <w:pPr>
+        <w:rPr>
+          <w:rFonts w:eastAsia="Times New Roman" w:cstheme="minorHAnsi"/>
+          <w:sz w:val="28"/>
+          <w:szCs w:val="28"/>
+        </w:rPr>
+      </w:pPr>
+      <w:r>
+        <w:rPr>
+          <w:rFonts w:eastAsia="Times New Roman" w:cstheme="minorHAnsi"/>
+          <w:sz w:val="28"/>
+          <w:szCs w:val="28"/>
+        </w:rPr>
+        <w:t>Виконання:</w:t>
+      </w:r>
+    </w:p>
+    <w:p>
+      <w:pPr>
+        <w:rPr>
+          <w:rFonts w:eastAsia="Times New Roman" w:cstheme="minorHAnsi"/>
+          <w:b/>
+          <w:bCs/>
+          <w:sz w:val="28"/>
+          <w:szCs w:val="28"/>
+        </w:rPr>
+      </w:pPr>
+      <w:r>
+        <w:rPr>
+          <w:rFonts w:eastAsia="Times New Roman" w:cstheme="minorHAnsi"/>
+          <w:b/>
+          <w:bCs/>
+          <w:sz w:val="28"/>
+          <w:szCs w:val="28"/>
+        </w:rPr>
+        <w:t xml:space="preserve">1. Встановлення </w:t>
       </w:r>
       <w:proofErr w:type="spellStart"/>
       <w:r>
         <w:rPr>
+          <w:rFonts w:eastAsia="Times New Roman" w:cstheme="minorHAnsi"/>
+          <w:b/>
+          <w:bCs/>
+          <w:sz w:val="28"/>
+          <w:szCs w:val="28"/>
+        </w:rPr>
+        <w:t>webstorm</w:t>
+      </w:r>
+      <w:proofErr w:type="spellEnd"/>
+    </w:p>
+    <w:p>
+      <w:pPr>
+        <w:pStyle w:val="a6"/>
+        <w:numPr>
+          <w:ilvl w:val="0"/>
+          <w:numId w:val="3"/>
+        </w:numPr>
+        <w:rPr>
           <w:rFonts w:cstheme="minorHAnsi"/>
           <w:sz w:val="28"/>
           <w:szCs w:val="28"/>
-        </w:rPr>
-        <w:t>відмовостійкості</w:t>
-      </w:r>
-      <w:proofErr w:type="spellEnd"/>
+          <w:lang w:val="en-US"/>
+        </w:rPr>
+      </w:pPr>
+      <w:r>
+        <w:rPr>
+          <w:rFonts w:eastAsia="Times New Roman" w:cstheme="minorHAnsi"/>
+          <w:sz w:val="28"/>
+          <w:szCs w:val="28"/>
+        </w:rPr>
+        <w:t xml:space="preserve">Перейшов на сайт: </w:t>
+      </w:r>
+      <w:hyperlink r:id="rId7" w:history="1">
+        <w:r>
+          <w:rPr>
+            <w:rStyle w:val="a4"/>
+            <w:rFonts w:cstheme="minorHAnsi"/>
+            <w:sz w:val="28"/>
+            <w:szCs w:val="28"/>
+            <w:lang w:val="en-US"/>
+          </w:rPr>
+          <w:t>https://www.jetbrains.com/webstorm/</w:t>
+        </w:r>
+      </w:hyperlink>
       <w:r>
         <w:rPr>
           <w:rFonts w:cstheme="minorHAnsi"/>
           <w:sz w:val="28"/>
           <w:szCs w:val="28"/>
-        </w:rPr>
-        <w:t xml:space="preserve">. Кожен блок дублюється кілька разів, що дозволяє системі автоматично відновлювати дані у випадку виходу з ладу окремих вузлів. </w:t>
-      </w:r>
-    </w:p>
-    <w:p>
-      <w:pPr>
-        <w:ind w:firstLine="708"/>
-        <w:rPr>
-          <w:rFonts w:cstheme="minorHAnsi"/>
-          <w:sz w:val="28"/>
-          <w:szCs w:val="28"/>
-        </w:rPr>
-      </w:pPr>
-      <w:r>
-        <w:rPr>
-          <w:rFonts w:cstheme="minorHAnsi"/>
-          <w:sz w:val="28"/>
-          <w:szCs w:val="28"/>
-        </w:rPr>
-        <w:t>Архітектура HDFS побудована за принципом «</w:t>
-      </w:r>
-      <w:proofErr w:type="spellStart"/>
-      <w:r>
-        <w:rPr>
-          <w:rFonts w:cstheme="minorHAnsi"/>
-          <w:sz w:val="28"/>
-          <w:szCs w:val="28"/>
-        </w:rPr>
-        <w:t>master-slave</w:t>
-      </w:r>
-      <w:proofErr w:type="spellEnd"/>
-      <w:r>
-        <w:rPr>
-          <w:rFonts w:cstheme="minorHAnsi"/>
-          <w:sz w:val="28"/>
-          <w:szCs w:val="28"/>
-        </w:rPr>
-        <w:t xml:space="preserve">». Центральним елементом є </w:t>
-      </w:r>
-      <w:proofErr w:type="spellStart"/>
-      <w:r>
-        <w:rPr>
-          <w:rFonts w:cstheme="minorHAnsi"/>
-          <w:sz w:val="28"/>
-          <w:szCs w:val="28"/>
-        </w:rPr>
-        <w:t>NameNode</w:t>
-      </w:r>
-      <w:proofErr w:type="spellEnd"/>
-      <w:r>
-        <w:rPr>
-          <w:rFonts w:cstheme="minorHAnsi"/>
-          <w:sz w:val="28"/>
-          <w:szCs w:val="28"/>
-        </w:rPr>
-        <w:t xml:space="preserve">, який відповідає за метадані файлової системи: структуру каталогів, розташування блоків та права доступу. </w:t>
-      </w:r>
-      <w:proofErr w:type="spellStart"/>
-      <w:r>
-        <w:rPr>
-          <w:rFonts w:cstheme="minorHAnsi"/>
-          <w:sz w:val="28"/>
-          <w:szCs w:val="28"/>
-        </w:rPr>
-        <w:t>NameNode</w:t>
-      </w:r>
-      <w:proofErr w:type="spellEnd"/>
-      <w:r>
-        <w:rPr>
-          <w:rFonts w:cstheme="minorHAnsi"/>
-          <w:sz w:val="28"/>
-          <w:szCs w:val="28"/>
-        </w:rPr>
-        <w:t xml:space="preserve"> не зберігає самі дані, а лише інформацію про їхнє розташування. Безпосереднє зберігання блоків здійснюють </w:t>
-      </w:r>
-      <w:proofErr w:type="spellStart"/>
-      <w:r>
-        <w:rPr>
-          <w:rFonts w:cstheme="minorHAnsi"/>
-          <w:sz w:val="28"/>
-          <w:szCs w:val="28"/>
-        </w:rPr>
-        <w:t>DataNode</w:t>
-      </w:r>
-      <w:proofErr w:type="spellEnd"/>
-      <w:r>
-        <w:rPr>
-          <w:rFonts w:cstheme="minorHAnsi"/>
-          <w:sz w:val="28"/>
-          <w:szCs w:val="28"/>
-        </w:rPr>
-        <w:t xml:space="preserve">, які виконують роль робочих вузлів. Взаємодія між </w:t>
-      </w:r>
-      <w:proofErr w:type="spellStart"/>
-      <w:r>
-        <w:rPr>
-          <w:rFonts w:cstheme="minorHAnsi"/>
-          <w:sz w:val="28"/>
-          <w:szCs w:val="28"/>
-        </w:rPr>
-        <w:t>NameNode</w:t>
-      </w:r>
-      <w:proofErr w:type="spellEnd"/>
-      <w:r>
-        <w:rPr>
-          <w:rFonts w:cstheme="minorHAnsi"/>
-          <w:sz w:val="28"/>
-          <w:szCs w:val="28"/>
-        </w:rPr>
-        <w:t xml:space="preserve"> і </w:t>
-      </w:r>
-      <w:proofErr w:type="spellStart"/>
-      <w:r>
-        <w:rPr>
-          <w:rFonts w:cstheme="minorHAnsi"/>
-          <w:sz w:val="28"/>
-          <w:szCs w:val="28"/>
-        </w:rPr>
-        <w:t>DataNode</w:t>
-      </w:r>
-      <w:proofErr w:type="spellEnd"/>
-      <w:r>
-        <w:rPr>
-          <w:rFonts w:cstheme="minorHAnsi"/>
-          <w:sz w:val="28"/>
-          <w:szCs w:val="28"/>
-        </w:rPr>
-        <w:t xml:space="preserve"> забезпечує узгодженість та доступність даних у кластері</w:t>
-      </w:r>
-    </w:p>
-    <w:p>
-      <w:pPr>
-        <w:rPr>
-          <w:rFonts w:cstheme="minorHAnsi"/>
-          <w:sz w:val="28"/>
-          <w:szCs w:val="28"/>
-        </w:rPr>
-      </w:pPr>
-    </w:p>
-    <w:p>
-      <w:pPr>
-        <w:ind w:firstLine="708"/>
-        <w:jc w:val="center"/>
-        <w:rPr>
-          <w:rFonts w:cstheme="minorHAnsi"/>
-          <w:b/>
-          <w:bCs/>
-          <w:sz w:val="28"/>
-          <w:szCs w:val="28"/>
-        </w:rPr>
-      </w:pPr>
-      <w:r>
-        <w:rPr>
-          <w:rFonts w:cstheme="minorHAnsi"/>
-          <w:b/>
-          <w:bCs/>
-          <w:sz w:val="28"/>
-          <w:szCs w:val="28"/>
-        </w:rPr>
-        <w:t>Порядок виконання роботи</w:t>
-      </w:r>
-    </w:p>
-    <w:p>
-      <w:pPr>
-        <w:ind w:firstLine="708"/>
-        <w:rPr>
-          <w:rFonts w:cstheme="minorHAnsi"/>
-          <w:sz w:val="28"/>
-          <w:szCs w:val="28"/>
-        </w:rPr>
-      </w:pPr>
-      <w:r>
-        <w:rPr>
-          <w:rFonts w:cstheme="minorHAnsi"/>
-          <w:sz w:val="28"/>
-          <w:szCs w:val="28"/>
-        </w:rPr>
-        <w:t xml:space="preserve">1. Виконати дії у відповідності до свого варіанту. </w:t>
-      </w:r>
-    </w:p>
-    <w:p>
-      <w:pPr>
-        <w:ind w:firstLine="708"/>
-        <w:rPr>
-          <w:rFonts w:cstheme="minorHAnsi"/>
-          <w:sz w:val="28"/>
-          <w:szCs w:val="28"/>
-        </w:rPr>
-      </w:pPr>
-      <w:r>
-        <w:rPr>
-          <w:rFonts w:cstheme="minorHAnsi"/>
-          <w:sz w:val="28"/>
-          <w:szCs w:val="28"/>
-        </w:rPr>
-        <w:t xml:space="preserve">2. За результатами роботи оформити звіт з скріншотами. </w:t>
-      </w:r>
-    </w:p>
-    <w:p>
-      <w:pPr>
-        <w:ind w:firstLine="708"/>
-        <w:rPr>
-          <w:rFonts w:cstheme="minorHAnsi"/>
-          <w:sz w:val="28"/>
-          <w:szCs w:val="28"/>
-        </w:rPr>
-      </w:pPr>
-      <w:r>
-        <w:rPr>
-          <w:rFonts w:cstheme="minorHAnsi"/>
-          <w:sz w:val="28"/>
-          <w:szCs w:val="28"/>
-        </w:rPr>
-        <w:t>3. Представити звіт викладачу з використанням сайту дистанційного навчання ІФНТУНГ.</w:t>
-      </w:r>
-    </w:p>
-    <w:p>
-      <w:pPr>
-        <w:rPr>
-          <w:rFonts w:cstheme="minorHAnsi"/>
-          <w:sz w:val="28"/>
-          <w:szCs w:val="28"/>
-        </w:rPr>
-      </w:pPr>
-    </w:p>
-    <w:p>
-      <w:pPr>
-        <w:ind w:firstLine="708"/>
-        <w:jc w:val="center"/>
-        <w:rPr>
-          <w:rFonts w:cstheme="minorHAnsi"/>
-          <w:b/>
-          <w:bCs/>
-          <w:sz w:val="28"/>
-          <w:szCs w:val="28"/>
-        </w:rPr>
-      </w:pPr>
-      <w:r>
-        <w:rPr>
-          <w:rFonts w:cstheme="minorHAnsi"/>
-          <w:b/>
-          <w:bCs/>
-          <w:sz w:val="28"/>
-          <w:szCs w:val="28"/>
-        </w:rPr>
-        <w:t>Варіанти завдання</w:t>
-      </w:r>
-    </w:p>
-    <w:p>
-      <w:pPr>
-        <w:rPr>
-          <w:rFonts w:cstheme="minorHAnsi"/>
-          <w:sz w:val="28"/>
-          <w:szCs w:val="28"/>
-        </w:rPr>
-      </w:pPr>
-      <w:r>
-        <w:rPr>
-          <w:rFonts w:cstheme="minorHAnsi"/>
-          <w:sz w:val="28"/>
-          <w:szCs w:val="28"/>
-        </w:rPr>
-        <w:t>3. Виконати копіювання файлу всередині HDFS між різними каталогами.</w:t>
-      </w:r>
-    </w:p>
-    <w:p>
-      <w:pPr>
-        <w:rPr>
-          <w:rFonts w:cstheme="minorHAnsi"/>
-          <w:sz w:val="28"/>
-          <w:szCs w:val="28"/>
-        </w:rPr>
-      </w:pPr>
-    </w:p>
-    <w:p>
-      <w:pPr>
-        <w:rPr>
-          <w:rFonts w:cstheme="minorHAnsi"/>
-          <w:b/>
-          <w:bCs/>
-          <w:sz w:val="28"/>
-          <w:szCs w:val="28"/>
-        </w:rPr>
-      </w:pPr>
-      <w:r>
-        <w:rPr>
-          <w:rFonts w:cstheme="minorHAnsi"/>
-          <w:b/>
-          <w:bCs/>
-          <w:sz w:val="28"/>
-          <w:szCs w:val="28"/>
-        </w:rPr>
-        <w:t>Виконання:</w:t>
-      </w:r>
-    </w:p>
-    <w:p>
-      <w:pPr>
-        <w:rPr>
-          <w:rFonts w:cstheme="minorHAnsi"/>
-          <w:sz w:val="28"/>
-          <w:szCs w:val="28"/>
-        </w:rPr>
-      </w:pPr>
-      <w:r>
-        <w:rPr>
-          <w:rFonts w:cstheme="minorHAnsi"/>
-          <w:sz w:val="28"/>
-          <w:szCs w:val="28"/>
-        </w:rPr>
-        <w:t xml:space="preserve">Встановили </w:t>
-      </w:r>
-      <w:r>
-        <w:rPr>
-          <w:rFonts w:cstheme="minorHAnsi"/>
-          <w:sz w:val="28"/>
-          <w:szCs w:val="28"/>
           <w:lang w:val="en-US"/>
         </w:rPr>
-        <w:t xml:space="preserve">Ubuntu </w:t>
-      </w:r>
-      <w:r>
-        <w:rPr>
-          <w:rFonts w:cstheme="minorHAnsi"/>
-          <w:sz w:val="28"/>
-          <w:szCs w:val="28"/>
-        </w:rPr>
-        <w:t>та створили акаунт</w:t>
-      </w:r>
-    </w:p>
-    <w:p>
-      <w:pPr>
-        <w:rPr>
-          <w:rFonts w:cstheme="minorHAnsi"/>
-          <w:sz w:val="28"/>
-          <w:szCs w:val="28"/>
-        </w:rPr>
-      </w:pPr>
-      <w:r>
-        <w:rPr>
-          <w:rFonts w:cstheme="minorHAnsi"/>
-          <w:sz w:val="28"/>
-          <w:szCs w:val="28"/>
-        </w:rPr>
-        <w:t xml:space="preserve">Встановляєм все потрібне, перевіряєм </w:t>
-      </w:r>
-    </w:p>
-    <w:p>
-      <w:pPr>
-        <w:rPr>
-          <w:rFonts w:cstheme="minorHAnsi"/>
-          <w:sz w:val="28"/>
-          <w:szCs w:val="28"/>
-        </w:rPr>
-      </w:pPr>
-      <w:r>
-        <w:rPr>
-          <w:rFonts w:cstheme="minorHAnsi"/>
-          <w:noProof/>
-          <w:sz w:val="28"/>
-          <w:szCs w:val="28"/>
+        <w:t xml:space="preserve"> </w:t>
+      </w:r>
+    </w:p>
+    <w:p>
+      <w:pPr>
+        <w:pStyle w:val="a6"/>
+        <w:numPr>
+          <w:ilvl w:val="0"/>
+          <w:numId w:val="3"/>
+        </w:numPr>
+        <w:rPr>
+          <w:rFonts w:eastAsia="Times New Roman" w:cstheme="minorHAnsi"/>
+          <w:sz w:val="28"/>
+          <w:szCs w:val="28"/>
+        </w:rPr>
+      </w:pPr>
+      <w:r>
+        <w:rPr>
+          <w:rFonts w:eastAsia="Times New Roman" w:cstheme="minorHAnsi"/>
+          <w:sz w:val="28"/>
+          <w:szCs w:val="28"/>
+        </w:rPr>
+        <w:t>Завантажив та встановив редактор</w:t>
+      </w:r>
+    </w:p>
+    <w:p>
+      <w:pPr>
+        <w:rPr>
+          <w:rFonts w:eastAsia="Times New Roman" w:cstheme="minorHAnsi"/>
+          <w:sz w:val="28"/>
+          <w:szCs w:val="28"/>
+          <w:lang w:val="en-US"/>
+        </w:rPr>
+      </w:pPr>
+      <w:r>
+        <w:rPr>
+          <w:rFonts w:eastAsia="Times New Roman" w:cstheme="minorHAnsi"/>
+          <w:sz w:val="28"/>
+          <w:szCs w:val="28"/>
+          <w:lang w:val="en-US"/>
         </w:rPr>
         <w:drawing>
-          <wp:inline distT="0" distB="0" distL="0" distR="0" wp14:anchorId="10595226" wp14:editId="4E442AFA">
-            <wp:extent cx="1990725" cy="747505"/>
+          <wp:inline distT="0" distB="0" distL="0" distR="0" wp14:anchorId="1F4385F6" wp14:editId="465469E0">
+            <wp:extent cx="4116101" cy="3303917"/>
             <wp:effectExtent l="0" t="0" r="0" b="0"/>
             <wp:docPr id="1" name="Рисунок 1"/>
-            <wp:cNvGraphicFramePr>
-              <a:graphicFrameLocks xmlns:a="http://schemas.openxmlformats.org/drawingml/2006/main" noChangeAspect="1"/>
-            </wp:cNvGraphicFramePr>
-            <a:graphic xmlns:a="http://schemas.openxmlformats.org/drawingml/2006/main">
-              <a:graphicData uri="http://schemas.openxmlformats.org/drawingml/2006/picture">
-                <pic:pic xmlns:pic="http://schemas.openxmlformats.org/drawingml/2006/picture">
-                  <pic:nvPicPr>
-                    <pic:cNvPr id="1" name=""/>
-                    <pic:cNvPicPr/>
-                  </pic:nvPicPr>
-                  <pic:blipFill>
-                    <a:blip r:embed="rId4"/>
-                    <a:stretch>
-                      <a:fillRect/>
-                    </a:stretch>
-                  </pic:blipFill>
-                  <pic:spPr>
-                    <a:xfrm>
-                      <a:off x="0" y="0"/>
-                      <a:ext cx="1993069" cy="748385"/>
-                    </a:xfrm>
-                    <a:prstGeom prst="rect">
-                      <a:avLst/>
-                    </a:prstGeom>
-                  </pic:spPr>
-                </pic:pic>
-              </a:graphicData>
-            </a:graphic>
-          </wp:inline>
-        </w:drawing>
-      </w:r>
-    </w:p>
-    <w:p>
-      <w:pPr>
-        <w:pStyle w:val="a3"/>
-        <w:rPr>
-          <w:rFonts w:asciiTheme="minorHAnsi" w:hAnsiTheme="minorHAnsi" w:cstheme="minorHAnsi"/>
-          <w:sz w:val="28"/>
-          <w:szCs w:val="28"/>
-        </w:rPr>
-      </w:pPr>
-      <w:r>
-        <w:rPr>
-          <w:rFonts w:asciiTheme="minorHAnsi" w:hAnsiTheme="minorHAnsi" w:cstheme="minorHAnsi"/>
-          <w:sz w:val="28"/>
-          <w:szCs w:val="28"/>
-        </w:rPr>
-        <w:lastRenderedPageBreak/>
-        <w:t>Створюємо дві папки в HDFS</w:t>
-      </w:r>
-    </w:p>
-    <w:p>
-      <w:pPr>
-        <w:rPr>
-          <w:rFonts w:cstheme="minorHAnsi"/>
-          <w:sz w:val="28"/>
-          <w:szCs w:val="28"/>
-        </w:rPr>
-      </w:pPr>
-      <w:r>
-        <w:rPr>
-          <w:rFonts w:cstheme="minorHAnsi"/>
-          <w:noProof/>
-          <w:sz w:val="28"/>
-          <w:szCs w:val="28"/>
-        </w:rPr>
-        <w:drawing>
-          <wp:inline distT="0" distB="0" distL="0" distR="0" wp14:anchorId="60EFBED4" wp14:editId="6878A3A7">
-            <wp:extent cx="3248478" cy="438211"/>
-            <wp:effectExtent l="0" t="0" r="9525" b="0"/>
-            <wp:docPr id="2" name="Рисунок 2"/>
-            <wp:cNvGraphicFramePr>
-              <a:graphicFrameLocks xmlns:a="http://schemas.openxmlformats.org/drawingml/2006/main" noChangeAspect="1"/>
-            </wp:cNvGraphicFramePr>
-            <a:graphic xmlns:a="http://schemas.openxmlformats.org/drawingml/2006/main">
-              <a:graphicData uri="http://schemas.openxmlformats.org/drawingml/2006/picture">
-                <pic:pic xmlns:pic="http://schemas.openxmlformats.org/drawingml/2006/picture">
-                  <pic:nvPicPr>
-                    <pic:cNvPr id="1" name=""/>
-                    <pic:cNvPicPr/>
-                  </pic:nvPicPr>
-                  <pic:blipFill>
-                    <a:blip r:embed="rId5"/>
-                    <a:stretch>
-                      <a:fillRect/>
-                    </a:stretch>
-                  </pic:blipFill>
-                  <pic:spPr>
-                    <a:xfrm>
-                      <a:off x="0" y="0"/>
-                      <a:ext cx="3248478" cy="438211"/>
-                    </a:xfrm>
-                    <a:prstGeom prst="rect">
-                      <a:avLst/>
-                    </a:prstGeom>
-                  </pic:spPr>
-                </pic:pic>
-              </a:graphicData>
-            </a:graphic>
-          </wp:inline>
-        </w:drawing>
-      </w:r>
-    </w:p>
-    <w:p>
-      <w:pPr>
-        <w:pStyle w:val="a3"/>
-        <w:rPr>
-          <w:rFonts w:asciiTheme="minorHAnsi" w:hAnsiTheme="minorHAnsi" w:cstheme="minorHAnsi"/>
-          <w:sz w:val="28"/>
-          <w:szCs w:val="28"/>
-        </w:rPr>
-      </w:pPr>
-      <w:r>
-        <w:rPr>
-          <w:rFonts w:asciiTheme="minorHAnsi" w:hAnsiTheme="minorHAnsi" w:cstheme="minorHAnsi"/>
-          <w:sz w:val="28"/>
-          <w:szCs w:val="28"/>
-        </w:rPr>
-        <w:t>Створюємо тестовий файл і завантажуємо його в першу папку</w:t>
-      </w:r>
-    </w:p>
-    <w:p>
-      <w:pPr>
-        <w:pStyle w:val="a3"/>
-        <w:rPr>
-          <w:rFonts w:asciiTheme="minorHAnsi" w:hAnsiTheme="minorHAnsi" w:cstheme="minorHAnsi"/>
-          <w:sz w:val="28"/>
-          <w:szCs w:val="28"/>
-        </w:rPr>
-      </w:pPr>
-      <w:r>
-        <w:rPr>
-          <w:rFonts w:cstheme="minorHAnsi"/>
-          <w:noProof/>
-          <w:sz w:val="28"/>
-          <w:szCs w:val="28"/>
-        </w:rPr>
-        <w:drawing>
-          <wp:inline distT="0" distB="0" distL="0" distR="0" wp14:anchorId="2121D609" wp14:editId="2A1CE712">
-            <wp:extent cx="4572638" cy="1095528"/>
-            <wp:effectExtent l="0" t="0" r="0" b="9525"/>
-            <wp:docPr id="6" name="Рисунок 6"/>
-            <wp:cNvGraphicFramePr>
-              <a:graphicFrameLocks xmlns:a="http://schemas.openxmlformats.org/drawingml/2006/main" noChangeAspect="1"/>
-            </wp:cNvGraphicFramePr>
-            <a:graphic xmlns:a="http://schemas.openxmlformats.org/drawingml/2006/main">
-              <a:graphicData uri="http://schemas.openxmlformats.org/drawingml/2006/picture">
-                <pic:pic xmlns:pic="http://schemas.openxmlformats.org/drawingml/2006/picture">
-                  <pic:nvPicPr>
-                    <pic:cNvPr id="1" name=""/>
-                    <pic:cNvPicPr/>
-                  </pic:nvPicPr>
-                  <pic:blipFill>
-                    <a:blip r:embed="rId6"/>
-                    <a:stretch>
-                      <a:fillRect/>
-                    </a:stretch>
-                  </pic:blipFill>
-                  <pic:spPr>
-                    <a:xfrm>
-                      <a:off x="0" y="0"/>
-                      <a:ext cx="4572638" cy="1095528"/>
-                    </a:xfrm>
-                    <a:prstGeom prst="rect">
-                      <a:avLst/>
-                    </a:prstGeom>
-                  </pic:spPr>
-                </pic:pic>
-              </a:graphicData>
-            </a:graphic>
-          </wp:inline>
-        </w:drawing>
-      </w:r>
-    </w:p>
-    <w:p>
-      <w:pPr>
-        <w:pStyle w:val="a3"/>
-        <w:rPr>
-          <w:rFonts w:asciiTheme="minorHAnsi" w:hAnsiTheme="minorHAnsi" w:cstheme="minorHAnsi"/>
-          <w:sz w:val="28"/>
-          <w:szCs w:val="28"/>
-        </w:rPr>
-      </w:pPr>
-      <w:r>
-        <w:rPr>
-          <w:rFonts w:asciiTheme="minorHAnsi" w:hAnsiTheme="minorHAnsi" w:cstheme="minorHAnsi"/>
-          <w:sz w:val="28"/>
-          <w:szCs w:val="28"/>
-        </w:rPr>
-        <w:t xml:space="preserve">Копіюємо файл з однієї папки в іншу </w:t>
-      </w:r>
-    </w:p>
-    <w:p>
-      <w:pPr>
-        <w:rPr>
-          <w:rFonts w:cstheme="minorHAnsi"/>
-          <w:sz w:val="28"/>
-          <w:szCs w:val="28"/>
-        </w:rPr>
-      </w:pPr>
-      <w:r>
-        <w:rPr>
-          <w:rFonts w:cstheme="minorHAnsi"/>
-          <w:noProof/>
-          <w:sz w:val="28"/>
-          <w:szCs w:val="28"/>
-        </w:rPr>
-        <w:drawing>
-          <wp:inline distT="0" distB="0" distL="0" distR="0" wp14:anchorId="3284EABE" wp14:editId="37D66B8D">
-            <wp:extent cx="5731510" cy="229870"/>
-            <wp:effectExtent l="0" t="0" r="2540" b="0"/>
-            <wp:docPr id="7" name="Рисунок 7"/>
-            <wp:cNvGraphicFramePr>
-              <a:graphicFrameLocks xmlns:a="http://schemas.openxmlformats.org/drawingml/2006/main" noChangeAspect="1"/>
-            </wp:cNvGraphicFramePr>
-            <a:graphic xmlns:a="http://schemas.openxmlformats.org/drawingml/2006/main">
-              <a:graphicData uri="http://schemas.openxmlformats.org/drawingml/2006/picture">
-                <pic:pic xmlns:pic="http://schemas.openxmlformats.org/drawingml/2006/picture">
-                  <pic:nvPicPr>
-                    <pic:cNvPr id="1" name=""/>
-                    <pic:cNvPicPr/>
-                  </pic:nvPicPr>
-                  <pic:blipFill>
-                    <a:blip r:embed="rId7"/>
-                    <a:stretch>
-                      <a:fillRect/>
-                    </a:stretch>
-                  </pic:blipFill>
-                  <pic:spPr>
-                    <a:xfrm>
-                      <a:off x="0" y="0"/>
-                      <a:ext cx="5731510" cy="229870"/>
-                    </a:xfrm>
-                    <a:prstGeom prst="rect">
-                      <a:avLst/>
-                    </a:prstGeom>
-                  </pic:spPr>
-                </pic:pic>
-              </a:graphicData>
-            </a:graphic>
-          </wp:inline>
-        </w:drawing>
-      </w:r>
-    </w:p>
-    <w:p>
-      <w:pPr>
-        <w:rPr>
-          <w:rFonts w:cstheme="minorHAnsi"/>
-          <w:sz w:val="28"/>
-          <w:szCs w:val="28"/>
-        </w:rPr>
-      </w:pPr>
-      <w:r>
-        <w:rPr>
-          <w:rFonts w:cstheme="minorHAnsi"/>
-          <w:sz w:val="28"/>
-          <w:szCs w:val="28"/>
-        </w:rPr>
-        <w:t xml:space="preserve">Перевіряєм результат </w:t>
-      </w:r>
-    </w:p>
-    <w:p>
-      <w:pPr>
-        <w:rPr>
-          <w:rFonts w:cstheme="minorHAnsi"/>
-          <w:sz w:val="28"/>
-          <w:szCs w:val="28"/>
-        </w:rPr>
-      </w:pPr>
-      <w:r>
-        <w:rPr>
-          <w:rFonts w:cstheme="minorHAnsi"/>
-          <w:noProof/>
-          <w:sz w:val="28"/>
-          <w:szCs w:val="28"/>
-        </w:rPr>
-        <w:drawing>
-          <wp:inline distT="0" distB="0" distL="0" distR="0" wp14:anchorId="168A0DE1" wp14:editId="70B7AD85">
-            <wp:extent cx="5731510" cy="1319530"/>
-            <wp:effectExtent l="0" t="0" r="2540" b="0"/>
-            <wp:docPr id="8" name="Рисунок 8"/>
             <wp:cNvGraphicFramePr>
               <a:graphicFrameLocks xmlns:a="http://schemas.openxmlformats.org/drawingml/2006/main" noChangeAspect="1"/>
             </wp:cNvGraphicFramePr>
@@ -1229,7 +899,7 @@
                   <pic:spPr>
                     <a:xfrm>
                       <a:off x="0" y="0"/>
-                      <a:ext cx="5731510" cy="1319530"/>
+                      <a:ext cx="4118513" cy="3305853"/>
                     </a:xfrm>
                     <a:prstGeom prst="rect">
                       <a:avLst/>
@@ -1245,46 +915,1140 @@
     <w:p>
       <w:pPr>
         <w:rPr>
-          <w:rFonts w:cstheme="minorHAnsi"/>
-          <w:sz w:val="28"/>
-          <w:szCs w:val="28"/>
-        </w:rPr>
-      </w:pPr>
-      <w:r>
-        <w:rPr>
-          <w:rFonts w:cstheme="minorHAnsi"/>
-          <w:sz w:val="28"/>
-          <w:szCs w:val="28"/>
-        </w:rPr>
-        <w:t>Висновок</w:t>
-      </w:r>
-    </w:p>
-    <w:p>
-      <w:pPr>
-        <w:pStyle w:val="a3"/>
-        <w:rPr>
-          <w:rFonts w:asciiTheme="minorHAnsi" w:hAnsiTheme="minorHAnsi" w:cstheme="minorHAnsi"/>
-          <w:sz w:val="28"/>
-          <w:szCs w:val="28"/>
-        </w:rPr>
-      </w:pPr>
-      <w:r>
-        <w:rPr>
-          <w:rFonts w:asciiTheme="minorHAnsi" w:hAnsiTheme="minorHAnsi" w:cstheme="minorHAnsi"/>
-          <w:sz w:val="28"/>
-          <w:szCs w:val="28"/>
-        </w:rPr>
-        <w:t>Виконано копіювання файлу всередині HDFS між різними каталогами.</w:t>
-      </w:r>
-    </w:p>
-    <w:p>
-      <w:pPr>
-        <w:rPr>
-          <w:rFonts w:cstheme="minorHAnsi"/>
-          <w:sz w:val="28"/>
-          <w:szCs w:val="28"/>
-        </w:rPr>
-      </w:pPr>
+          <w:rFonts w:eastAsia="Times New Roman" w:cstheme="minorHAnsi"/>
+          <w:sz w:val="28"/>
+          <w:szCs w:val="28"/>
+          <w:lang w:val="en-US"/>
+        </w:rPr>
+      </w:pPr>
+    </w:p>
+    <w:p>
+      <w:pPr>
+        <w:rPr>
+          <w:rFonts w:eastAsia="Times New Roman" w:cstheme="minorHAnsi"/>
+          <w:b/>
+          <w:bCs/>
+          <w:sz w:val="28"/>
+          <w:szCs w:val="28"/>
+        </w:rPr>
+      </w:pPr>
+      <w:r>
+        <w:rPr>
+          <w:rFonts w:eastAsia="Times New Roman" w:cstheme="minorHAnsi"/>
+          <w:b/>
+          <w:bCs/>
+          <w:sz w:val="28"/>
+          <w:szCs w:val="28"/>
+        </w:rPr>
+        <w:t>Встановлення Node.js</w:t>
+      </w:r>
+    </w:p>
+    <w:p>
+      <w:pPr>
+        <w:numPr>
+          <w:ilvl w:val="0"/>
+          <w:numId w:val="4"/>
+        </w:numPr>
+        <w:tabs>
+          <w:tab w:val="clear" w:pos="720"/>
+          <w:tab w:val="num" w:pos="284"/>
+        </w:tabs>
+        <w:ind w:hanging="720"/>
+        <w:rPr>
+          <w:rFonts w:eastAsia="Times New Roman" w:cstheme="minorHAnsi"/>
+          <w:sz w:val="28"/>
+          <w:szCs w:val="28"/>
+        </w:rPr>
+      </w:pPr>
+      <w:r>
+        <w:rPr>
+          <w:rFonts w:eastAsia="Times New Roman" w:cstheme="minorHAnsi"/>
+          <w:sz w:val="28"/>
+          <w:szCs w:val="28"/>
+        </w:rPr>
+        <w:t xml:space="preserve">Перейшов на сайт: </w:t>
+      </w:r>
+      <w:hyperlink r:id="rId9" w:tgtFrame="_new" w:history="1">
+        <w:r>
+          <w:rPr>
+            <w:rStyle w:val="a4"/>
+            <w:rFonts w:eastAsia="Times New Roman" w:cstheme="minorHAnsi"/>
+            <w:sz w:val="28"/>
+            <w:szCs w:val="28"/>
+          </w:rPr>
+          <w:t>https:</w:t>
+        </w:r>
+        <w:r>
+          <w:rPr>
+            <w:rStyle w:val="a4"/>
+            <w:rFonts w:eastAsia="Times New Roman" w:cstheme="minorHAnsi"/>
+            <w:sz w:val="28"/>
+            <w:szCs w:val="28"/>
+          </w:rPr>
+          <w:t>/</w:t>
+        </w:r>
+        <w:r>
+          <w:rPr>
+            <w:rStyle w:val="a4"/>
+            <w:rFonts w:eastAsia="Times New Roman" w:cstheme="minorHAnsi"/>
+            <w:sz w:val="28"/>
+            <w:szCs w:val="28"/>
+          </w:rPr>
+          <w:t>/nodejs.org</w:t>
+        </w:r>
+      </w:hyperlink>
+      <w:r>
+        <w:rPr>
+          <w:rFonts w:eastAsia="Times New Roman" w:cstheme="minorHAnsi"/>
+          <w:sz w:val="28"/>
+          <w:szCs w:val="28"/>
+        </w:rPr>
+        <w:t xml:space="preserve"> </w:t>
+      </w:r>
+    </w:p>
+    <w:p>
+      <w:pPr>
+        <w:numPr>
+          <w:ilvl w:val="0"/>
+          <w:numId w:val="4"/>
+        </w:numPr>
+        <w:tabs>
+          <w:tab w:val="clear" w:pos="720"/>
+          <w:tab w:val="num" w:pos="284"/>
+        </w:tabs>
+        <w:ind w:hanging="720"/>
+        <w:rPr>
+          <w:rFonts w:eastAsia="Times New Roman" w:cstheme="minorHAnsi"/>
+          <w:sz w:val="28"/>
+          <w:szCs w:val="28"/>
+        </w:rPr>
+      </w:pPr>
+      <w:r>
+        <w:rPr>
+          <w:rFonts w:eastAsia="Times New Roman" w:cstheme="minorHAnsi"/>
+          <w:sz w:val="28"/>
+          <w:szCs w:val="28"/>
+        </w:rPr>
+        <w:t xml:space="preserve">Встановив версію LTS </w:t>
+      </w:r>
+    </w:p>
+    <w:p>
+      <w:pPr>
+        <w:rPr>
+          <w:rFonts w:eastAsia="Times New Roman" w:cstheme="minorHAnsi"/>
+          <w:sz w:val="28"/>
+          <w:szCs w:val="28"/>
+        </w:rPr>
+      </w:pPr>
+      <w:r>
+        <w:rPr>
+          <w:rFonts w:eastAsia="Times New Roman" w:cstheme="minorHAnsi"/>
+          <w:sz w:val="28"/>
+          <w:szCs w:val="28"/>
+        </w:rPr>
+        <w:lastRenderedPageBreak/>
+        <w:drawing>
+          <wp:inline distT="0" distB="0" distL="0" distR="0" wp14:anchorId="561009E4" wp14:editId="1C619025">
+            <wp:extent cx="5731510" cy="4433570"/>
+            <wp:effectExtent l="0" t="0" r="2540" b="5080"/>
+            <wp:docPr id="3" name="Рисунок 3"/>
+            <wp:cNvGraphicFramePr>
+              <a:graphicFrameLocks xmlns:a="http://schemas.openxmlformats.org/drawingml/2006/main" noChangeAspect="1"/>
+            </wp:cNvGraphicFramePr>
+            <a:graphic xmlns:a="http://schemas.openxmlformats.org/drawingml/2006/main">
+              <a:graphicData uri="http://schemas.openxmlformats.org/drawingml/2006/picture">
+                <pic:pic xmlns:pic="http://schemas.openxmlformats.org/drawingml/2006/picture">
+                  <pic:nvPicPr>
+                    <pic:cNvPr id="1" name=""/>
+                    <pic:cNvPicPr/>
+                  </pic:nvPicPr>
+                  <pic:blipFill>
+                    <a:blip r:embed="rId10"/>
+                    <a:stretch>
+                      <a:fillRect/>
+                    </a:stretch>
+                  </pic:blipFill>
+                  <pic:spPr>
+                    <a:xfrm>
+                      <a:off x="0" y="0"/>
+                      <a:ext cx="5731510" cy="4433570"/>
+                    </a:xfrm>
+                    <a:prstGeom prst="rect">
+                      <a:avLst/>
+                    </a:prstGeom>
+                  </pic:spPr>
+                </pic:pic>
+              </a:graphicData>
+            </a:graphic>
+          </wp:inline>
+        </w:drawing>
+      </w:r>
+    </w:p>
+    <w:p>
+      <w:pPr>
+        <w:rPr>
+          <w:rFonts w:eastAsia="Times New Roman" w:cstheme="minorHAnsi"/>
+          <w:sz w:val="28"/>
+          <w:szCs w:val="28"/>
+          <w:lang w:val="en-US"/>
+        </w:rPr>
+      </w:pPr>
+      <w:r>
+        <w:rPr>
+          <w:rFonts w:eastAsia="Times New Roman" w:cstheme="minorHAnsi"/>
+          <w:sz w:val="28"/>
+          <w:szCs w:val="28"/>
+        </w:rPr>
+        <w:t>Перевірка в консолі:</w:t>
+      </w:r>
+    </w:p>
+    <w:p>
+      <w:pPr>
+        <w:rPr>
+          <w:rFonts w:eastAsia="Times New Roman" w:cstheme="minorHAnsi"/>
+          <w:sz w:val="28"/>
+          <w:szCs w:val="28"/>
+          <w:lang w:val="en-US"/>
+        </w:rPr>
+      </w:pPr>
+      <w:r>
+        <w:rPr>
+          <w:rFonts w:eastAsia="Times New Roman" w:cstheme="minorHAnsi"/>
+          <w:sz w:val="28"/>
+          <w:szCs w:val="28"/>
+          <w:lang w:val="en-US"/>
+        </w:rPr>
+        <w:drawing>
+          <wp:inline distT="0" distB="0" distL="0" distR="0" wp14:anchorId="0E3FAAF8" wp14:editId="3B8EB633">
+            <wp:extent cx="4429743" cy="1086002"/>
+            <wp:effectExtent l="0" t="0" r="0" b="0"/>
+            <wp:docPr id="4" name="Рисунок 4"/>
+            <wp:cNvGraphicFramePr>
+              <a:graphicFrameLocks xmlns:a="http://schemas.openxmlformats.org/drawingml/2006/main" noChangeAspect="1"/>
+            </wp:cNvGraphicFramePr>
+            <a:graphic xmlns:a="http://schemas.openxmlformats.org/drawingml/2006/main">
+              <a:graphicData uri="http://schemas.openxmlformats.org/drawingml/2006/picture">
+                <pic:pic xmlns:pic="http://schemas.openxmlformats.org/drawingml/2006/picture">
+                  <pic:nvPicPr>
+                    <pic:cNvPr id="1" name=""/>
+                    <pic:cNvPicPr/>
+                  </pic:nvPicPr>
+                  <pic:blipFill>
+                    <a:blip r:embed="rId11"/>
+                    <a:stretch>
+                      <a:fillRect/>
+                    </a:stretch>
+                  </pic:blipFill>
+                  <pic:spPr>
+                    <a:xfrm>
+                      <a:off x="0" y="0"/>
+                      <a:ext cx="4429743" cy="1086002"/>
+                    </a:xfrm>
+                    <a:prstGeom prst="rect">
+                      <a:avLst/>
+                    </a:prstGeom>
+                  </pic:spPr>
+                </pic:pic>
+              </a:graphicData>
+            </a:graphic>
+          </wp:inline>
+        </w:drawing>
+      </w:r>
+    </w:p>
+    <w:p>
+      <w:pPr>
+        <w:rPr>
+          <w:rFonts w:eastAsia="Times New Roman" w:cstheme="minorHAnsi"/>
+          <w:sz w:val="28"/>
+          <w:szCs w:val="28"/>
+          <w:lang w:val="en-US"/>
+        </w:rPr>
+      </w:pPr>
+      <w:r>
+        <w:rPr>
+          <w:rFonts w:eastAsia="Times New Roman" w:cstheme="minorHAnsi"/>
+          <w:sz w:val="28"/>
+          <w:szCs w:val="28"/>
+        </w:rPr>
+        <w:t xml:space="preserve">Node.js та </w:t>
+      </w:r>
+      <w:proofErr w:type="spellStart"/>
+      <w:r>
+        <w:rPr>
+          <w:rFonts w:eastAsia="Times New Roman" w:cstheme="minorHAnsi"/>
+          <w:sz w:val="28"/>
+          <w:szCs w:val="28"/>
+        </w:rPr>
+        <w:t>npm</w:t>
+      </w:r>
+      <w:proofErr w:type="spellEnd"/>
+      <w:r>
+        <w:rPr>
+          <w:rFonts w:eastAsia="Times New Roman" w:cstheme="minorHAnsi"/>
+          <w:sz w:val="28"/>
+          <w:szCs w:val="28"/>
+        </w:rPr>
+        <w:t xml:space="preserve"> успішно встановлені</w:t>
+      </w:r>
+    </w:p>
+    <w:p>
+      <w:pPr>
+        <w:rPr>
+          <w:rFonts w:eastAsia="Times New Roman" w:cstheme="minorHAnsi"/>
+          <w:b/>
+          <w:bCs/>
+          <w:sz w:val="28"/>
+          <w:szCs w:val="28"/>
+        </w:rPr>
+      </w:pPr>
+      <w:r>
+        <w:rPr>
+          <w:rFonts w:eastAsia="Times New Roman" w:cstheme="minorHAnsi"/>
+          <w:b/>
+          <w:bCs/>
+          <w:sz w:val="28"/>
+          <w:szCs w:val="28"/>
+        </w:rPr>
+        <w:t xml:space="preserve">Створення першого </w:t>
+      </w:r>
+      <w:proofErr w:type="spellStart"/>
+      <w:r>
+        <w:rPr>
+          <w:rFonts w:eastAsia="Times New Roman" w:cstheme="minorHAnsi"/>
+          <w:b/>
+          <w:bCs/>
+          <w:sz w:val="28"/>
+          <w:szCs w:val="28"/>
+        </w:rPr>
+        <w:t>скрипта</w:t>
+      </w:r>
+      <w:proofErr w:type="spellEnd"/>
+      <w:r>
+        <w:rPr>
+          <w:rFonts w:eastAsia="Times New Roman" w:cstheme="minorHAnsi"/>
+          <w:b/>
+          <w:bCs/>
+          <w:sz w:val="28"/>
+          <w:szCs w:val="28"/>
+        </w:rPr>
+        <w:t>:</w:t>
+      </w:r>
+    </w:p>
+    <w:p>
+      <w:pPr>
+        <w:rPr>
+          <w:rFonts w:eastAsia="Times New Roman" w:cstheme="minorHAnsi"/>
+          <w:sz w:val="28"/>
+          <w:szCs w:val="28"/>
+          <w:lang w:val="en-US"/>
+        </w:rPr>
+      </w:pPr>
+      <w:r>
+        <w:rPr>
+          <w:rFonts w:eastAsia="Times New Roman" w:cstheme="minorHAnsi"/>
+          <w:sz w:val="28"/>
+          <w:szCs w:val="28"/>
+          <w:lang w:val="en-US"/>
+        </w:rPr>
+        <w:drawing>
+          <wp:inline distT="0" distB="0" distL="0" distR="0" wp14:anchorId="3994EF4A" wp14:editId="33258AE6">
+            <wp:extent cx="5731510" cy="2394585"/>
+            <wp:effectExtent l="0" t="0" r="2540" b="5715"/>
+            <wp:docPr id="5" name="Рисунок 5"/>
+            <wp:cNvGraphicFramePr>
+              <a:graphicFrameLocks xmlns:a="http://schemas.openxmlformats.org/drawingml/2006/main" noChangeAspect="1"/>
+            </wp:cNvGraphicFramePr>
+            <a:graphic xmlns:a="http://schemas.openxmlformats.org/drawingml/2006/main">
+              <a:graphicData uri="http://schemas.openxmlformats.org/drawingml/2006/picture">
+                <pic:pic xmlns:pic="http://schemas.openxmlformats.org/drawingml/2006/picture">
+                  <pic:nvPicPr>
+                    <pic:cNvPr id="1" name=""/>
+                    <pic:cNvPicPr/>
+                  </pic:nvPicPr>
+                  <pic:blipFill>
+                    <a:blip r:embed="rId12"/>
+                    <a:stretch>
+                      <a:fillRect/>
+                    </a:stretch>
+                  </pic:blipFill>
+                  <pic:spPr>
+                    <a:xfrm>
+                      <a:off x="0" y="0"/>
+                      <a:ext cx="5731510" cy="2394585"/>
+                    </a:xfrm>
+                    <a:prstGeom prst="rect">
+                      <a:avLst/>
+                    </a:prstGeom>
+                  </pic:spPr>
+                </pic:pic>
+              </a:graphicData>
+            </a:graphic>
+          </wp:inline>
+        </w:drawing>
+      </w:r>
+    </w:p>
+    <w:p>
+      <w:pPr>
+        <w:rPr>
+          <w:rFonts w:eastAsia="Times New Roman" w:cstheme="minorHAnsi"/>
+          <w:b/>
+          <w:bCs/>
+          <w:sz w:val="28"/>
+          <w:szCs w:val="28"/>
+        </w:rPr>
+      </w:pPr>
+    </w:p>
+    <w:p>
+      <w:pPr>
+        <w:rPr>
+          <w:rFonts w:eastAsia="Times New Roman" w:cstheme="minorHAnsi"/>
+          <w:b/>
+          <w:bCs/>
+          <w:sz w:val="28"/>
+          <w:szCs w:val="28"/>
+        </w:rPr>
+      </w:pPr>
+    </w:p>
+    <w:p>
+      <w:pPr>
+        <w:rPr>
+          <w:rFonts w:eastAsia="Times New Roman" w:cstheme="minorHAnsi"/>
+          <w:b/>
+          <w:bCs/>
+          <w:sz w:val="28"/>
+          <w:szCs w:val="28"/>
+        </w:rPr>
+      </w:pPr>
+      <w:r>
+        <w:rPr>
+          <w:rFonts w:eastAsia="Times New Roman" w:cstheme="minorHAnsi"/>
+          <w:b/>
+          <w:bCs/>
+          <w:sz w:val="28"/>
+          <w:szCs w:val="28"/>
+        </w:rPr>
+        <w:t xml:space="preserve">Запуск </w:t>
+      </w:r>
+      <w:proofErr w:type="spellStart"/>
+      <w:r>
+        <w:rPr>
+          <w:rFonts w:eastAsia="Times New Roman" w:cstheme="minorHAnsi"/>
+          <w:b/>
+          <w:bCs/>
+          <w:sz w:val="28"/>
+          <w:szCs w:val="28"/>
+        </w:rPr>
+        <w:t>скрипта</w:t>
+      </w:r>
+      <w:proofErr w:type="spellEnd"/>
+    </w:p>
+    <w:p>
+      <w:pPr>
+        <w:rPr>
+          <w:rFonts w:eastAsia="Times New Roman" w:cstheme="minorHAnsi"/>
+          <w:sz w:val="28"/>
+          <w:szCs w:val="28"/>
+        </w:rPr>
+      </w:pPr>
+      <w:r>
+        <w:rPr>
+          <w:rFonts w:eastAsia="Times New Roman" w:cstheme="minorHAnsi"/>
+          <w:sz w:val="28"/>
+          <w:szCs w:val="28"/>
+        </w:rPr>
+        <w:t>В терміналі виконано команду:</w:t>
+      </w:r>
+    </w:p>
+    <w:p>
+      <w:pPr>
+        <w:rPr>
+          <w:rFonts w:eastAsia="Times New Roman" w:cstheme="minorHAnsi"/>
+          <w:sz w:val="28"/>
+          <w:szCs w:val="28"/>
+          <w:lang w:val="en-US"/>
+        </w:rPr>
+      </w:pPr>
+      <w:r>
+        <w:rPr>
+          <w:rFonts w:eastAsia="Times New Roman" w:cstheme="minorHAnsi"/>
+          <w:sz w:val="28"/>
+          <w:szCs w:val="28"/>
+          <w:lang w:val="en-US"/>
+        </w:rPr>
+        <w:drawing>
+          <wp:inline distT="0" distB="0" distL="0" distR="0" wp14:anchorId="3808D31F" wp14:editId="45981ADD">
+            <wp:extent cx="4963218" cy="724001"/>
+            <wp:effectExtent l="0" t="0" r="8890" b="0"/>
+            <wp:docPr id="9" name="Рисунок 9"/>
+            <wp:cNvGraphicFramePr>
+              <a:graphicFrameLocks xmlns:a="http://schemas.openxmlformats.org/drawingml/2006/main" noChangeAspect="1"/>
+            </wp:cNvGraphicFramePr>
+            <a:graphic xmlns:a="http://schemas.openxmlformats.org/drawingml/2006/main">
+              <a:graphicData uri="http://schemas.openxmlformats.org/drawingml/2006/picture">
+                <pic:pic xmlns:pic="http://schemas.openxmlformats.org/drawingml/2006/picture">
+                  <pic:nvPicPr>
+                    <pic:cNvPr id="1" name=""/>
+                    <pic:cNvPicPr/>
+                  </pic:nvPicPr>
+                  <pic:blipFill>
+                    <a:blip r:embed="rId13"/>
+                    <a:stretch>
+                      <a:fillRect/>
+                    </a:stretch>
+                  </pic:blipFill>
+                  <pic:spPr>
+                    <a:xfrm>
+                      <a:off x="0" y="0"/>
+                      <a:ext cx="4963218" cy="724001"/>
+                    </a:xfrm>
+                    <a:prstGeom prst="rect">
+                      <a:avLst/>
+                    </a:prstGeom>
+                  </pic:spPr>
+                </pic:pic>
+              </a:graphicData>
+            </a:graphic>
+          </wp:inline>
+        </w:drawing>
+      </w:r>
+    </w:p>
+    <w:p>
+      <w:pPr>
+        <w:rPr>
+          <w:rFonts w:eastAsia="Times New Roman" w:cstheme="minorHAnsi"/>
+          <w:b/>
+          <w:bCs/>
+          <w:sz w:val="28"/>
+          <w:szCs w:val="28"/>
+        </w:rPr>
+      </w:pPr>
+      <w:r>
+        <w:rPr>
+          <w:rFonts w:eastAsia="Times New Roman" w:cstheme="minorHAnsi"/>
+          <w:b/>
+          <w:bCs/>
+          <w:sz w:val="28"/>
+          <w:szCs w:val="28"/>
+        </w:rPr>
+        <w:t xml:space="preserve">Встановлення </w:t>
+      </w:r>
+      <w:proofErr w:type="spellStart"/>
+      <w:r>
+        <w:rPr>
+          <w:rFonts w:eastAsia="Times New Roman" w:cstheme="minorHAnsi"/>
+          <w:b/>
+          <w:bCs/>
+          <w:sz w:val="28"/>
+          <w:szCs w:val="28"/>
+        </w:rPr>
+        <w:t>Git</w:t>
+      </w:r>
+      <w:proofErr w:type="spellEnd"/>
+    </w:p>
+    <w:p>
+      <w:pPr>
+        <w:numPr>
+          <w:ilvl w:val="0"/>
+          <w:numId w:val="5"/>
+        </w:numPr>
+        <w:tabs>
+          <w:tab w:val="clear" w:pos="720"/>
+          <w:tab w:val="num" w:pos="284"/>
+        </w:tabs>
+        <w:ind w:hanging="720"/>
+        <w:rPr>
+          <w:rFonts w:eastAsia="Times New Roman" w:cstheme="minorHAnsi"/>
+          <w:sz w:val="28"/>
+          <w:szCs w:val="28"/>
+        </w:rPr>
+      </w:pPr>
+      <w:r>
+        <w:rPr>
+          <w:rFonts w:eastAsia="Times New Roman" w:cstheme="minorHAnsi"/>
+          <w:sz w:val="28"/>
+          <w:szCs w:val="28"/>
+        </w:rPr>
+        <w:t xml:space="preserve">Перейшов на сайт: </w:t>
+      </w:r>
+      <w:hyperlink r:id="rId14" w:tgtFrame="_new" w:history="1">
+        <w:r>
+          <w:rPr>
+            <w:rStyle w:val="a4"/>
+            <w:rFonts w:eastAsia="Times New Roman" w:cstheme="minorHAnsi"/>
+            <w:sz w:val="28"/>
+            <w:szCs w:val="28"/>
+          </w:rPr>
+          <w:t>https://gi</w:t>
+        </w:r>
+        <w:r>
+          <w:rPr>
+            <w:rStyle w:val="a4"/>
+            <w:rFonts w:eastAsia="Times New Roman" w:cstheme="minorHAnsi"/>
+            <w:sz w:val="28"/>
+            <w:szCs w:val="28"/>
+          </w:rPr>
+          <w:t>t</w:t>
+        </w:r>
+        <w:r>
+          <w:rPr>
+            <w:rStyle w:val="a4"/>
+            <w:rFonts w:eastAsia="Times New Roman" w:cstheme="minorHAnsi"/>
+            <w:sz w:val="28"/>
+            <w:szCs w:val="28"/>
+          </w:rPr>
+          <w:t>-sc</w:t>
+        </w:r>
+        <w:r>
+          <w:rPr>
+            <w:rStyle w:val="a4"/>
+            <w:rFonts w:eastAsia="Times New Roman" w:cstheme="minorHAnsi"/>
+            <w:sz w:val="28"/>
+            <w:szCs w:val="28"/>
+          </w:rPr>
+          <w:t>m</w:t>
+        </w:r>
+        <w:r>
+          <w:rPr>
+            <w:rStyle w:val="a4"/>
+            <w:rFonts w:eastAsia="Times New Roman" w:cstheme="minorHAnsi"/>
+            <w:sz w:val="28"/>
+            <w:szCs w:val="28"/>
+          </w:rPr>
+          <w:t>.com</w:t>
+        </w:r>
+      </w:hyperlink>
+      <w:r>
+        <w:rPr>
+          <w:rFonts w:eastAsia="Times New Roman" w:cstheme="minorHAnsi"/>
+          <w:sz w:val="28"/>
+          <w:szCs w:val="28"/>
+        </w:rPr>
+        <w:t xml:space="preserve"> </w:t>
+      </w:r>
+    </w:p>
+    <w:p>
+      <w:pPr>
+        <w:numPr>
+          <w:ilvl w:val="0"/>
+          <w:numId w:val="5"/>
+        </w:numPr>
+        <w:tabs>
+          <w:tab w:val="clear" w:pos="720"/>
+          <w:tab w:val="num" w:pos="284"/>
+        </w:tabs>
+        <w:ind w:hanging="720"/>
+        <w:rPr>
+          <w:rFonts w:eastAsia="Times New Roman" w:cstheme="minorHAnsi"/>
+          <w:sz w:val="28"/>
+          <w:szCs w:val="28"/>
+        </w:rPr>
+      </w:pPr>
+      <w:r>
+        <w:rPr>
+          <w:rFonts w:eastAsia="Times New Roman" w:cstheme="minorHAnsi"/>
+          <w:sz w:val="28"/>
+          <w:szCs w:val="28"/>
+        </w:rPr>
+        <w:t xml:space="preserve">Встановив </w:t>
+      </w:r>
+      <w:proofErr w:type="spellStart"/>
+      <w:r>
+        <w:rPr>
+          <w:rFonts w:eastAsia="Times New Roman" w:cstheme="minorHAnsi"/>
+          <w:sz w:val="28"/>
+          <w:szCs w:val="28"/>
+        </w:rPr>
+        <w:t>Git</w:t>
+      </w:r>
+      <w:proofErr w:type="spellEnd"/>
+    </w:p>
+    <w:p>
+      <w:pPr>
+        <w:rPr>
+          <w:rFonts w:eastAsia="Times New Roman" w:cstheme="minorHAnsi"/>
+          <w:sz w:val="28"/>
+          <w:szCs w:val="28"/>
+          <w:lang w:val="en-US"/>
+        </w:rPr>
+      </w:pPr>
+      <w:r>
+        <w:rPr>
+          <w:rFonts w:eastAsia="Times New Roman" w:cstheme="minorHAnsi"/>
+          <w:sz w:val="28"/>
+          <w:szCs w:val="28"/>
+          <w:lang w:val="en-US"/>
+        </w:rPr>
+        <w:drawing>
+          <wp:inline distT="0" distB="0" distL="0" distR="0" wp14:anchorId="3C278CEE" wp14:editId="35C6F8FA">
+            <wp:extent cx="5731510" cy="3980180"/>
+            <wp:effectExtent l="0" t="0" r="2540" b="1270"/>
+            <wp:docPr id="10" name="Рисунок 10"/>
+            <wp:cNvGraphicFramePr>
+              <a:graphicFrameLocks xmlns:a="http://schemas.openxmlformats.org/drawingml/2006/main" noChangeAspect="1"/>
+            </wp:cNvGraphicFramePr>
+            <a:graphic xmlns:a="http://schemas.openxmlformats.org/drawingml/2006/main">
+              <a:graphicData uri="http://schemas.openxmlformats.org/drawingml/2006/picture">
+                <pic:pic xmlns:pic="http://schemas.openxmlformats.org/drawingml/2006/picture">
+                  <pic:nvPicPr>
+                    <pic:cNvPr id="1" name=""/>
+                    <pic:cNvPicPr/>
+                  </pic:nvPicPr>
+                  <pic:blipFill>
+                    <a:blip r:embed="rId15"/>
+                    <a:stretch>
+                      <a:fillRect/>
+                    </a:stretch>
+                  </pic:blipFill>
+                  <pic:spPr>
+                    <a:xfrm>
+                      <a:off x="0" y="0"/>
+                      <a:ext cx="5731510" cy="3980180"/>
+                    </a:xfrm>
+                    <a:prstGeom prst="rect">
+                      <a:avLst/>
+                    </a:prstGeom>
+                  </pic:spPr>
+                </pic:pic>
+              </a:graphicData>
+            </a:graphic>
+          </wp:inline>
+        </w:drawing>
+      </w:r>
+    </w:p>
+    <w:p>
+      <w:pPr>
+        <w:rPr>
+          <w:rFonts w:eastAsia="Times New Roman" w:cstheme="minorHAnsi"/>
+          <w:sz w:val="28"/>
+          <w:szCs w:val="28"/>
+          <w:lang w:val="en-US"/>
+        </w:rPr>
+      </w:pPr>
+    </w:p>
+    <w:p>
+      <w:pPr>
+        <w:rPr>
+          <w:rFonts w:eastAsia="Times New Roman" w:cstheme="minorHAnsi"/>
+          <w:sz w:val="28"/>
+          <w:szCs w:val="28"/>
+          <w:lang w:val="en-US"/>
+        </w:rPr>
+      </w:pPr>
+      <w:r>
+        <w:rPr>
+          <w:rFonts w:eastAsia="Times New Roman" w:cstheme="minorHAnsi"/>
+          <w:sz w:val="28"/>
+          <w:szCs w:val="28"/>
+          <w:lang w:val="en-US"/>
+        </w:rPr>
+        <w:drawing>
+          <wp:inline distT="0" distB="0" distL="0" distR="0" wp14:anchorId="1781BE9A" wp14:editId="6779CAB9">
+            <wp:extent cx="5020376" cy="609685"/>
+            <wp:effectExtent l="0" t="0" r="8890" b="0"/>
+            <wp:docPr id="11" name="Рисунок 11"/>
+            <wp:cNvGraphicFramePr>
+              <a:graphicFrameLocks xmlns:a="http://schemas.openxmlformats.org/drawingml/2006/main" noChangeAspect="1"/>
+            </wp:cNvGraphicFramePr>
+            <a:graphic xmlns:a="http://schemas.openxmlformats.org/drawingml/2006/main">
+              <a:graphicData uri="http://schemas.openxmlformats.org/drawingml/2006/picture">
+                <pic:pic xmlns:pic="http://schemas.openxmlformats.org/drawingml/2006/picture">
+                  <pic:nvPicPr>
+                    <pic:cNvPr id="1" name=""/>
+                    <pic:cNvPicPr/>
+                  </pic:nvPicPr>
+                  <pic:blipFill>
+                    <a:blip r:embed="rId16"/>
+                    <a:stretch>
+                      <a:fillRect/>
+                    </a:stretch>
+                  </pic:blipFill>
+                  <pic:spPr>
+                    <a:xfrm>
+                      <a:off x="0" y="0"/>
+                      <a:ext cx="5020376" cy="609685"/>
+                    </a:xfrm>
+                    <a:prstGeom prst="rect">
+                      <a:avLst/>
+                    </a:prstGeom>
+                  </pic:spPr>
+                </pic:pic>
+              </a:graphicData>
+            </a:graphic>
+          </wp:inline>
+        </w:drawing>
+      </w:r>
+    </w:p>
+    <w:p>
+      <w:pPr>
+        <w:rPr>
+          <w:rFonts w:eastAsia="Times New Roman" w:cstheme="minorHAnsi"/>
+          <w:b/>
+          <w:bCs/>
+          <w:sz w:val="28"/>
+          <w:szCs w:val="28"/>
+        </w:rPr>
+      </w:pPr>
+    </w:p>
+    <w:p>
+      <w:pPr>
+        <w:rPr>
+          <w:rFonts w:eastAsia="Times New Roman" w:cstheme="minorHAnsi"/>
+          <w:b/>
+          <w:bCs/>
+          <w:sz w:val="28"/>
+          <w:szCs w:val="28"/>
+        </w:rPr>
+      </w:pPr>
+    </w:p>
+    <w:p>
+      <w:pPr>
+        <w:rPr>
+          <w:rFonts w:eastAsia="Times New Roman" w:cstheme="minorHAnsi"/>
+          <w:b/>
+          <w:bCs/>
+          <w:sz w:val="28"/>
+          <w:szCs w:val="28"/>
+        </w:rPr>
+      </w:pPr>
+    </w:p>
+    <w:p>
+      <w:pPr>
+        <w:rPr>
+          <w:rFonts w:eastAsia="Times New Roman" w:cstheme="minorHAnsi"/>
+          <w:b/>
+          <w:bCs/>
+          <w:sz w:val="28"/>
+          <w:szCs w:val="28"/>
+        </w:rPr>
+      </w:pPr>
+    </w:p>
+    <w:p>
+      <w:pPr>
+        <w:rPr>
+          <w:rFonts w:eastAsia="Times New Roman" w:cstheme="minorHAnsi"/>
+          <w:b/>
+          <w:bCs/>
+          <w:sz w:val="28"/>
+          <w:szCs w:val="28"/>
+        </w:rPr>
+      </w:pPr>
+    </w:p>
+    <w:p>
+      <w:pPr>
+        <w:rPr>
+          <w:rFonts w:eastAsia="Times New Roman" w:cstheme="minorHAnsi"/>
+          <w:b/>
+          <w:bCs/>
+          <w:sz w:val="28"/>
+          <w:szCs w:val="28"/>
+        </w:rPr>
+      </w:pPr>
+    </w:p>
+    <w:p>
+      <w:pPr>
+        <w:rPr>
+          <w:rFonts w:eastAsia="Times New Roman" w:cstheme="minorHAnsi"/>
+          <w:b/>
+          <w:bCs/>
+          <w:sz w:val="28"/>
+          <w:szCs w:val="28"/>
+        </w:rPr>
+      </w:pPr>
+    </w:p>
+    <w:p>
+      <w:pPr>
+        <w:rPr>
+          <w:rFonts w:eastAsia="Times New Roman" w:cstheme="minorHAnsi"/>
+          <w:b/>
+          <w:bCs/>
+          <w:sz w:val="28"/>
+          <w:szCs w:val="28"/>
+        </w:rPr>
+      </w:pPr>
+      <w:r>
+        <w:rPr>
+          <w:rFonts w:eastAsia="Times New Roman" w:cstheme="minorHAnsi"/>
+          <w:b/>
+          <w:bCs/>
+          <w:sz w:val="28"/>
+          <w:szCs w:val="28"/>
+        </w:rPr>
+        <w:t xml:space="preserve">Робота з </w:t>
+      </w:r>
+      <w:proofErr w:type="spellStart"/>
+      <w:r>
+        <w:rPr>
+          <w:rFonts w:eastAsia="Times New Roman" w:cstheme="minorHAnsi"/>
+          <w:b/>
+          <w:bCs/>
+          <w:sz w:val="28"/>
+          <w:szCs w:val="28"/>
+        </w:rPr>
+        <w:t>Git</w:t>
+      </w:r>
+      <w:proofErr w:type="spellEnd"/>
+    </w:p>
+    <w:p>
+      <w:pPr>
+        <w:rPr>
+          <w:rFonts w:eastAsia="Times New Roman" w:cstheme="minorHAnsi"/>
+          <w:sz w:val="28"/>
+          <w:szCs w:val="28"/>
+        </w:rPr>
+      </w:pPr>
+      <w:r>
+        <w:rPr>
+          <w:rFonts w:eastAsia="Times New Roman" w:cstheme="minorHAnsi"/>
+          <w:sz w:val="28"/>
+          <w:szCs w:val="28"/>
+        </w:rPr>
+        <w:drawing>
+          <wp:inline distT="0" distB="0" distL="0" distR="0" wp14:anchorId="50791C79" wp14:editId="116F8F87">
+            <wp:extent cx="4999137" cy="2355012"/>
+            <wp:effectExtent l="0" t="0" r="0" b="7620"/>
+            <wp:docPr id="12" name="Рисунок 12"/>
+            <wp:cNvGraphicFramePr>
+              <a:graphicFrameLocks xmlns:a="http://schemas.openxmlformats.org/drawingml/2006/main" noChangeAspect="1"/>
+            </wp:cNvGraphicFramePr>
+            <a:graphic xmlns:a="http://schemas.openxmlformats.org/drawingml/2006/main">
+              <a:graphicData uri="http://schemas.openxmlformats.org/drawingml/2006/picture">
+                <pic:pic xmlns:pic="http://schemas.openxmlformats.org/drawingml/2006/picture">
+                  <pic:nvPicPr>
+                    <pic:cNvPr id="1" name=""/>
+                    <pic:cNvPicPr/>
+                  </pic:nvPicPr>
+                  <pic:blipFill>
+                    <a:blip r:embed="rId17"/>
+                    <a:stretch>
+                      <a:fillRect/>
+                    </a:stretch>
+                  </pic:blipFill>
+                  <pic:spPr>
+                    <a:xfrm>
+                      <a:off x="0" y="0"/>
+                      <a:ext cx="5017738" cy="2363775"/>
+                    </a:xfrm>
+                    <a:prstGeom prst="rect">
+                      <a:avLst/>
+                    </a:prstGeom>
+                  </pic:spPr>
+                </pic:pic>
+              </a:graphicData>
+            </a:graphic>
+          </wp:inline>
+        </w:drawing>
+      </w:r>
+    </w:p>
+    <w:p>
+      <w:pPr>
+        <w:rPr>
+          <w:rFonts w:eastAsia="Times New Roman" w:cstheme="minorHAnsi"/>
+          <w:b/>
+          <w:bCs/>
+          <w:sz w:val="28"/>
+          <w:szCs w:val="28"/>
+        </w:rPr>
+      </w:pPr>
+      <w:proofErr w:type="spellStart"/>
+      <w:r>
+        <w:rPr>
+          <w:rFonts w:eastAsia="Times New Roman" w:cstheme="minorHAnsi"/>
+          <w:b/>
+          <w:bCs/>
+          <w:sz w:val="28"/>
+          <w:szCs w:val="28"/>
+        </w:rPr>
+        <w:t>GitHub</w:t>
+      </w:r>
+      <w:proofErr w:type="spellEnd"/>
+    </w:p>
+    <w:p>
+      <w:pPr>
+        <w:rPr>
+          <w:rFonts w:eastAsia="Times New Roman" w:cstheme="minorHAnsi"/>
+          <w:sz w:val="28"/>
+          <w:szCs w:val="28"/>
+        </w:rPr>
+      </w:pPr>
+      <w:r>
+        <w:rPr>
+          <w:rFonts w:eastAsia="Times New Roman" w:cstheme="minorHAnsi"/>
+          <w:sz w:val="28"/>
+          <w:szCs w:val="28"/>
+        </w:rPr>
+        <w:drawing>
+          <wp:inline distT="0" distB="0" distL="0" distR="0" wp14:anchorId="04A81E8A" wp14:editId="7705136A">
+            <wp:extent cx="5731510" cy="4247515"/>
+            <wp:effectExtent l="0" t="0" r="2540" b="635"/>
+            <wp:docPr id="13" name="Рисунок 13"/>
+            <wp:cNvGraphicFramePr>
+              <a:graphicFrameLocks xmlns:a="http://schemas.openxmlformats.org/drawingml/2006/main" noChangeAspect="1"/>
+            </wp:cNvGraphicFramePr>
+            <a:graphic xmlns:a="http://schemas.openxmlformats.org/drawingml/2006/main">
+              <a:graphicData uri="http://schemas.openxmlformats.org/drawingml/2006/picture">
+                <pic:pic xmlns:pic="http://schemas.openxmlformats.org/drawingml/2006/picture">
+                  <pic:nvPicPr>
+                    <pic:cNvPr id="1" name=""/>
+                    <pic:cNvPicPr/>
+                  </pic:nvPicPr>
+                  <pic:blipFill>
+                    <a:blip r:embed="rId18"/>
+                    <a:stretch>
+                      <a:fillRect/>
+                    </a:stretch>
+                  </pic:blipFill>
+                  <pic:spPr>
+                    <a:xfrm>
+                      <a:off x="0" y="0"/>
+                      <a:ext cx="5731510" cy="4247515"/>
+                    </a:xfrm>
+                    <a:prstGeom prst="rect">
+                      <a:avLst/>
+                    </a:prstGeom>
+                  </pic:spPr>
+                </pic:pic>
+              </a:graphicData>
+            </a:graphic>
+          </wp:inline>
+        </w:drawing>
+      </w:r>
+    </w:p>
+    <w:p>
+      <w:pPr>
+        <w:rPr>
+          <w:rFonts w:eastAsia="Times New Roman" w:cstheme="minorHAnsi"/>
+          <w:sz w:val="28"/>
+          <w:szCs w:val="28"/>
+          <w:lang w:val="en-US"/>
+        </w:rPr>
+      </w:pPr>
+      <w:hyperlink r:id="rId19" w:history="1">
+        <w:r>
+          <w:rPr>
+            <w:rStyle w:val="a4"/>
+            <w:rFonts w:eastAsia="Times New Roman" w:cstheme="minorHAnsi"/>
+            <w:sz w:val="28"/>
+            <w:szCs w:val="28"/>
+          </w:rPr>
+          <w:t>https://github.com/GodRomka/automated-testing</w:t>
+        </w:r>
+      </w:hyperlink>
+      <w:r>
+        <w:rPr>
+          <w:rFonts w:eastAsia="Times New Roman" w:cstheme="minorHAnsi"/>
+          <w:sz w:val="28"/>
+          <w:szCs w:val="28"/>
+          <w:lang w:val="en-US"/>
+        </w:rPr>
+        <w:t xml:space="preserve"> </w:t>
+      </w:r>
+    </w:p>
+    <w:p>
+      <w:pPr>
+        <w:rPr>
+          <w:rFonts w:eastAsia="Times New Roman" w:cstheme="minorHAnsi"/>
+          <w:sz w:val="28"/>
+          <w:szCs w:val="28"/>
+        </w:rPr>
+      </w:pPr>
+      <w:r>
+        <w:rPr>
+          <w:rFonts w:eastAsia="Times New Roman" w:cstheme="minorHAnsi"/>
+          <w:b/>
+          <w:bCs/>
+          <w:sz w:val="28"/>
+          <w:szCs w:val="28"/>
+        </w:rPr>
+        <w:t>Висновок:</w:t>
+      </w:r>
+      <w:r>
+        <w:rPr>
+          <w:rFonts w:eastAsia="Times New Roman" w:cstheme="minorHAnsi"/>
+          <w:sz w:val="28"/>
+          <w:szCs w:val="28"/>
+        </w:rPr>
+        <w:t xml:space="preserve"> </w:t>
+      </w:r>
+      <w:r>
+        <w:rPr>
+          <w:rFonts w:eastAsia="Times New Roman" w:cstheme="minorHAnsi"/>
+          <w:sz w:val="28"/>
+          <w:szCs w:val="28"/>
+        </w:rPr>
+        <w:t xml:space="preserve">Висновок: Під час лабораторної роботи було налаштовано середовище для </w:t>
+      </w:r>
+      <w:proofErr w:type="spellStart"/>
+      <w:r>
+        <w:rPr>
+          <w:rFonts w:eastAsia="Times New Roman" w:cstheme="minorHAnsi"/>
+          <w:sz w:val="28"/>
+          <w:szCs w:val="28"/>
+        </w:rPr>
+        <w:t>автотестування</w:t>
+      </w:r>
+      <w:proofErr w:type="spellEnd"/>
+      <w:r>
+        <w:rPr>
+          <w:rFonts w:eastAsia="Times New Roman" w:cstheme="minorHAnsi"/>
+          <w:sz w:val="28"/>
+          <w:szCs w:val="28"/>
+        </w:rPr>
+        <w:t xml:space="preserve">, встановлено потрібні інструменти та створено і перевірено </w:t>
+      </w:r>
+      <w:proofErr w:type="spellStart"/>
+      <w:r>
+        <w:rPr>
+          <w:rFonts w:eastAsia="Times New Roman" w:cstheme="minorHAnsi"/>
+          <w:sz w:val="28"/>
+          <w:szCs w:val="28"/>
+        </w:rPr>
+        <w:t>JavaScript</w:t>
+      </w:r>
+      <w:proofErr w:type="spellEnd"/>
+      <w:r>
+        <w:rPr>
+          <w:rFonts w:eastAsia="Times New Roman" w:cstheme="minorHAnsi"/>
+          <w:sz w:val="28"/>
+          <w:szCs w:val="28"/>
+        </w:rPr>
+        <w:t xml:space="preserve"> файл. Також освоєно базові команди </w:t>
+      </w:r>
+      <w:proofErr w:type="spellStart"/>
+      <w:r>
+        <w:rPr>
+          <w:rFonts w:eastAsia="Times New Roman" w:cstheme="minorHAnsi"/>
+          <w:sz w:val="28"/>
+          <w:szCs w:val="28"/>
+        </w:rPr>
+        <w:t>Git</w:t>
+      </w:r>
+      <w:proofErr w:type="spellEnd"/>
+      <w:r>
+        <w:rPr>
+          <w:rFonts w:eastAsia="Times New Roman" w:cstheme="minorHAnsi"/>
+          <w:sz w:val="28"/>
+          <w:szCs w:val="28"/>
+        </w:rPr>
+        <w:t xml:space="preserve"> і виконано синхронізацію з </w:t>
+      </w:r>
+      <w:proofErr w:type="spellStart"/>
+      <w:r>
+        <w:rPr>
+          <w:rFonts w:eastAsia="Times New Roman" w:cstheme="minorHAnsi"/>
+          <w:sz w:val="28"/>
+          <w:szCs w:val="28"/>
+        </w:rPr>
+        <w:t>GitHub</w:t>
+      </w:r>
+      <w:proofErr w:type="spellEnd"/>
+      <w:r>
+        <w:rPr>
+          <w:rFonts w:eastAsia="Times New Roman" w:cstheme="minorHAnsi"/>
+          <w:sz w:val="28"/>
+          <w:szCs w:val="28"/>
+        </w:rPr>
+        <w:t>. Отримані знання стануть основою для подальшого навчання.</w:t>
+      </w:r>
     </w:p>
     <w:sectPr>
       <w:pgSz w:w="11906" w:h="16838"/>
@@ -1294,6 +2058,937 @@
     </w:sectPr>
   </w:body>
 </w:document>
+</file>
+
+<file path=word/endnotes.xml><?xml version="1.0" encoding="utf-8"?>
+<w:endnotes xmlns:wpc="http://schemas.microsoft.com/office/word/2010/wordprocessingCanvas" xmlns:cx="http://schemas.microsoft.com/office/drawing/2014/chartex" xmlns:cx1="http://schemas.microsoft.com/office/drawing/2015/9/8/chartex" xmlns:cx2="http://schemas.microsoft.com/office/drawing/2015/10/21/chartex" xmlns:cx3="http://schemas.microsoft.com/office/drawing/2016/5/9/chartex" xmlns:cx4="http://schemas.microsoft.com/office/drawing/2016/5/10/chartex" xmlns:cx5="http://schemas.microsoft.com/office/drawing/2016/5/11/chartex" xmlns:cx6="http://schemas.microsoft.com/office/drawing/2016/5/12/chartex" xmlns:cx7="http://schemas.microsoft.com/office/drawing/2016/5/13/chartex" xmlns:cx8="http://schemas.microsoft.com/office/drawing/2016/5/14/chartex" xmlns:mc="http://schemas.openxmlformats.org/markup-compatibility/2006" xmlns:aink="http://schemas.microsoft.com/office/drawing/2016/ink" xmlns:am3d="http://schemas.microsoft.com/office/drawing/2017/model3d" xmlns:o="urn:schemas-microsoft-com:office:office" xmlns:r="http://schemas.openxmlformats.org/officeDocument/2006/relationships" xmlns:m="http://schemas.openxmlformats.org/officeDocument/2006/math" xmlns:v="urn:schemas-microsoft-com:vml" xmlns:wp14="http://schemas.microsoft.com/office/word/2010/wordprocessingDrawing" xmlns:wp="http://schemas.openxmlformats.org/drawingml/2006/wordprocessingDrawing" xmlns:w10="urn:schemas-microsoft-com:office:word" xmlns:w="http://schemas.openxmlformats.org/wordprocessingml/2006/main" xmlns:w14="http://schemas.microsoft.com/office/word/2010/wordml" xmlns:w15="http://schemas.microsoft.com/office/word/2012/wordml" xmlns:w16cex="http://schemas.microsoft.com/office/word/2018/wordml/cex" xmlns:w16cid="http://schemas.microsoft.com/office/word/2016/wordml/cid" xmlns:w16="http://schemas.microsoft.com/office/word/2018/wordml" xmlns:w16sdtdh="http://schemas.microsoft.com/office/word/2020/wordml/sdtdatahash" xmlns:w16se="http://schemas.microsoft.com/office/word/2015/wordml/symex" xmlns:wpg="http://schemas.microsoft.com/office/word/2010/wordprocessingGroup" xmlns:wpi="http://schemas.microsoft.com/office/word/2010/wordprocessingInk" xmlns:wne="http://schemas.microsoft.com/office/word/2006/wordml" xmlns:wps="http://schemas.microsoft.com/office/word/2010/wordprocessingShape" mc:Ignorable="w14 w15 w16se w16cid w16 w16cex w16sdtdh wp14">
+  <w:endnote w:type="separator" w:id="-1">
+    <w:p>
+      <w:pPr>
+        <w:spacing w:after="0" w:line="240" w:lineRule="auto"/>
+      </w:pPr>
+      <w:r>
+        <w:separator/>
+      </w:r>
+    </w:p>
+  </w:endnote>
+  <w:endnote w:type="continuationSeparator" w:id="0">
+    <w:p>
+      <w:pPr>
+        <w:spacing w:after="0" w:line="240" w:lineRule="auto"/>
+      </w:pPr>
+      <w:r>
+        <w:continuationSeparator/>
+      </w:r>
+    </w:p>
+  </w:endnote>
+</w:endnotes>
+</file>
+
+<file path=word/footnotes.xml><?xml version="1.0" encoding="utf-8"?>
+<w:footnotes xmlns:wpc="http://schemas.microsoft.com/office/word/2010/wordprocessingCanvas" xmlns:cx="http://schemas.microsoft.com/office/drawing/2014/chartex" xmlns:cx1="http://schemas.microsoft.com/office/drawing/2015/9/8/chartex" xmlns:cx2="http://schemas.microsoft.com/office/drawing/2015/10/21/chartex" xmlns:cx3="http://schemas.microsoft.com/office/drawing/2016/5/9/chartex" xmlns:cx4="http://schemas.microsoft.com/office/drawing/2016/5/10/chartex" xmlns:cx5="http://schemas.microsoft.com/office/drawing/2016/5/11/chartex" xmlns:cx6="http://schemas.microsoft.com/office/drawing/2016/5/12/chartex" xmlns:cx7="http://schemas.microsoft.com/office/drawing/2016/5/13/chartex" xmlns:cx8="http://schemas.microsoft.com/office/drawing/2016/5/14/chartex" xmlns:mc="http://schemas.openxmlformats.org/markup-compatibility/2006" xmlns:aink="http://schemas.microsoft.com/office/drawing/2016/ink" xmlns:am3d="http://schemas.microsoft.com/office/drawing/2017/model3d" xmlns:o="urn:schemas-microsoft-com:office:office" xmlns:r="http://schemas.openxmlformats.org/officeDocument/2006/relationships" xmlns:m="http://schemas.openxmlformats.org/officeDocument/2006/math" xmlns:v="urn:schemas-microsoft-com:vml" xmlns:wp14="http://schemas.microsoft.com/office/word/2010/wordprocessingDrawing" xmlns:wp="http://schemas.openxmlformats.org/drawingml/2006/wordprocessingDrawing" xmlns:w10="urn:schemas-microsoft-com:office:word" xmlns:w="http://schemas.openxmlformats.org/wordprocessingml/2006/main" xmlns:w14="http://schemas.microsoft.com/office/word/2010/wordml" xmlns:w15="http://schemas.microsoft.com/office/word/2012/wordml" xmlns:w16cex="http://schemas.microsoft.com/office/word/2018/wordml/cex" xmlns:w16cid="http://schemas.microsoft.com/office/word/2016/wordml/cid" xmlns:w16="http://schemas.microsoft.com/office/word/2018/wordml" xmlns:w16sdtdh="http://schemas.microsoft.com/office/word/2020/wordml/sdtdatahash" xmlns:w16se="http://schemas.microsoft.com/office/word/2015/wordml/symex" xmlns:wpg="http://schemas.microsoft.com/office/word/2010/wordprocessingGroup" xmlns:wpi="http://schemas.microsoft.com/office/word/2010/wordprocessingInk" xmlns:wne="http://schemas.microsoft.com/office/word/2006/wordml" xmlns:wps="http://schemas.microsoft.com/office/word/2010/wordprocessingShape" mc:Ignorable="w14 w15 w16se w16cid w16 w16cex w16sdtdh wp14">
+  <w:footnote w:type="separator" w:id="-1">
+    <w:p>
+      <w:pPr>
+        <w:spacing w:after="0" w:line="240" w:lineRule="auto"/>
+      </w:pPr>
+      <w:r>
+        <w:separator/>
+      </w:r>
+    </w:p>
+  </w:footnote>
+  <w:footnote w:type="continuationSeparator" w:id="0">
+    <w:p>
+      <w:pPr>
+        <w:spacing w:after="0" w:line="240" w:lineRule="auto"/>
+      </w:pPr>
+      <w:r>
+        <w:continuationSeparator/>
+      </w:r>
+    </w:p>
+  </w:footnote>
+</w:footnotes>
+</file>
+
+<file path=word/numbering.xml><?xml version="1.0" encoding="utf-8"?>
+<w:numbering xmlns:wpc="http://schemas.microsoft.com/office/word/2010/wordprocessingCanvas" xmlns:cx="http://schemas.microsoft.com/office/drawing/2014/chartex" xmlns:cx1="http://schemas.microsoft.com/office/drawing/2015/9/8/chartex" xmlns:cx2="http://schemas.microsoft.com/office/drawing/2015/10/21/chartex" xmlns:cx3="http://schemas.microsoft.com/office/drawing/2016/5/9/chartex" xmlns:cx4="http://schemas.microsoft.com/office/drawing/2016/5/10/chartex" xmlns:cx5="http://schemas.microsoft.com/office/drawing/2016/5/11/chartex" xmlns:cx6="http://schemas.microsoft.com/office/drawing/2016/5/12/chartex" xmlns:cx7="http://schemas.microsoft.com/office/drawing/2016/5/13/chartex" xmlns:cx8="http://schemas.microsoft.com/office/drawing/2016/5/14/chartex" xmlns:mc="http://schemas.openxmlformats.org/markup-compatibility/2006" xmlns:aink="http://schemas.microsoft.com/office/drawing/2016/ink" xmlns:am3d="http://schemas.microsoft.com/office/drawing/2017/model3d" xmlns:o="urn:schemas-microsoft-com:office:office" xmlns:r="http://schemas.openxmlformats.org/officeDocument/2006/relationships" xmlns:m="http://schemas.openxmlformats.org/officeDocument/2006/math" xmlns:v="urn:schemas-microsoft-com:vml" xmlns:wp14="http://schemas.microsoft.com/office/word/2010/wordprocessingDrawing" xmlns:wp="http://schemas.openxmlformats.org/drawingml/2006/wordprocessingDrawing" xmlns:w10="urn:schemas-microsoft-com:office:word" xmlns:w="http://schemas.openxmlformats.org/wordprocessingml/2006/main" xmlns:w14="http://schemas.microsoft.com/office/word/2010/wordml" xmlns:w15="http://schemas.microsoft.com/office/word/2012/wordml" xmlns:w16cex="http://schemas.microsoft.com/office/word/2018/wordml/cex" xmlns:w16cid="http://schemas.microsoft.com/office/word/2016/wordml/cid" xmlns:w16="http://schemas.microsoft.com/office/word/2018/wordml" xmlns:w16sdtdh="http://schemas.microsoft.com/office/word/2020/wordml/sdtdatahash" xmlns:w16se="http://schemas.microsoft.com/office/word/2015/wordml/symex" xmlns:wpg="http://schemas.microsoft.com/office/word/2010/wordprocessingGroup" xmlns:wpi="http://schemas.microsoft.com/office/word/2010/wordprocessingInk" xmlns:wne="http://schemas.microsoft.com/office/word/2006/wordml" xmlns:wps="http://schemas.microsoft.com/office/word/2010/wordprocessingShape" mc:Ignorable="w14 w15 w16se w16cid w16 w16cex w16sdtdh wp14">
+  <w:abstractNum w:abstractNumId="0" w15:restartNumberingAfterBreak="0">
+    <w:nsid w:val="227B130A"/>
+    <w:multiLevelType w:val="multilevel"/>
+    <w:tmpl w:val="4A50557E"/>
+    <w:lvl w:ilvl="0">
+      <w:start w:val="1"/>
+      <w:numFmt w:val="bullet"/>
+      <w:lvlText w:val=""/>
+      <w:lvlJc w:val="left"/>
+      <w:pPr>
+        <w:tabs>
+          <w:tab w:val="num" w:pos="720"/>
+        </w:tabs>
+        <w:ind w:left="720" w:hanging="360"/>
+      </w:pPr>
+      <w:rPr>
+        <w:rFonts w:ascii="Symbol" w:hAnsi="Symbol" w:hint="default"/>
+        <w:sz w:val="20"/>
+      </w:rPr>
+    </w:lvl>
+    <w:lvl w:ilvl="1" w:tentative="1">
+      <w:start w:val="1"/>
+      <w:numFmt w:val="bullet"/>
+      <w:lvlText w:val="o"/>
+      <w:lvlJc w:val="left"/>
+      <w:pPr>
+        <w:tabs>
+          <w:tab w:val="num" w:pos="1440"/>
+        </w:tabs>
+        <w:ind w:left="1440" w:hanging="360"/>
+      </w:pPr>
+      <w:rPr>
+        <w:rFonts w:ascii="Courier New" w:hAnsi="Courier New" w:hint="default"/>
+        <w:sz w:val="20"/>
+      </w:rPr>
+    </w:lvl>
+    <w:lvl w:ilvl="2" w:tentative="1">
+      <w:start w:val="1"/>
+      <w:numFmt w:val="bullet"/>
+      <w:lvlText w:val=""/>
+      <w:lvlJc w:val="left"/>
+      <w:pPr>
+        <w:tabs>
+          <w:tab w:val="num" w:pos="2160"/>
+        </w:tabs>
+        <w:ind w:left="2160" w:hanging="360"/>
+      </w:pPr>
+      <w:rPr>
+        <w:rFonts w:ascii="Wingdings" w:hAnsi="Wingdings" w:hint="default"/>
+        <w:sz w:val="20"/>
+      </w:rPr>
+    </w:lvl>
+    <w:lvl w:ilvl="3" w:tentative="1">
+      <w:start w:val="1"/>
+      <w:numFmt w:val="bullet"/>
+      <w:lvlText w:val=""/>
+      <w:lvlJc w:val="left"/>
+      <w:pPr>
+        <w:tabs>
+          <w:tab w:val="num" w:pos="2880"/>
+        </w:tabs>
+        <w:ind w:left="2880" w:hanging="360"/>
+      </w:pPr>
+      <w:rPr>
+        <w:rFonts w:ascii="Wingdings" w:hAnsi="Wingdings" w:hint="default"/>
+        <w:sz w:val="20"/>
+      </w:rPr>
+    </w:lvl>
+    <w:lvl w:ilvl="4" w:tentative="1">
+      <w:start w:val="1"/>
+      <w:numFmt w:val="bullet"/>
+      <w:lvlText w:val=""/>
+      <w:lvlJc w:val="left"/>
+      <w:pPr>
+        <w:tabs>
+          <w:tab w:val="num" w:pos="3600"/>
+        </w:tabs>
+        <w:ind w:left="3600" w:hanging="360"/>
+      </w:pPr>
+      <w:rPr>
+        <w:rFonts w:ascii="Wingdings" w:hAnsi="Wingdings" w:hint="default"/>
+        <w:sz w:val="20"/>
+      </w:rPr>
+    </w:lvl>
+    <w:lvl w:ilvl="5" w:tentative="1">
+      <w:start w:val="1"/>
+      <w:numFmt w:val="bullet"/>
+      <w:lvlText w:val=""/>
+      <w:lvlJc w:val="left"/>
+      <w:pPr>
+        <w:tabs>
+          <w:tab w:val="num" w:pos="4320"/>
+        </w:tabs>
+        <w:ind w:left="4320" w:hanging="360"/>
+      </w:pPr>
+      <w:rPr>
+        <w:rFonts w:ascii="Wingdings" w:hAnsi="Wingdings" w:hint="default"/>
+        <w:sz w:val="20"/>
+      </w:rPr>
+    </w:lvl>
+    <w:lvl w:ilvl="6" w:tentative="1">
+      <w:start w:val="1"/>
+      <w:numFmt w:val="bullet"/>
+      <w:lvlText w:val=""/>
+      <w:lvlJc w:val="left"/>
+      <w:pPr>
+        <w:tabs>
+          <w:tab w:val="num" w:pos="5040"/>
+        </w:tabs>
+        <w:ind w:left="5040" w:hanging="360"/>
+      </w:pPr>
+      <w:rPr>
+        <w:rFonts w:ascii="Wingdings" w:hAnsi="Wingdings" w:hint="default"/>
+        <w:sz w:val="20"/>
+      </w:rPr>
+    </w:lvl>
+    <w:lvl w:ilvl="7" w:tentative="1">
+      <w:start w:val="1"/>
+      <w:numFmt w:val="bullet"/>
+      <w:lvlText w:val=""/>
+      <w:lvlJc w:val="left"/>
+      <w:pPr>
+        <w:tabs>
+          <w:tab w:val="num" w:pos="5760"/>
+        </w:tabs>
+        <w:ind w:left="5760" w:hanging="360"/>
+      </w:pPr>
+      <w:rPr>
+        <w:rFonts w:ascii="Wingdings" w:hAnsi="Wingdings" w:hint="default"/>
+        <w:sz w:val="20"/>
+      </w:rPr>
+    </w:lvl>
+    <w:lvl w:ilvl="8" w:tentative="1">
+      <w:start w:val="1"/>
+      <w:numFmt w:val="bullet"/>
+      <w:lvlText w:val=""/>
+      <w:lvlJc w:val="left"/>
+      <w:pPr>
+        <w:tabs>
+          <w:tab w:val="num" w:pos="6480"/>
+        </w:tabs>
+        <w:ind w:left="6480" w:hanging="360"/>
+      </w:pPr>
+      <w:rPr>
+        <w:rFonts w:ascii="Wingdings" w:hAnsi="Wingdings" w:hint="default"/>
+        <w:sz w:val="20"/>
+      </w:rPr>
+    </w:lvl>
+  </w:abstractNum>
+  <w:abstractNum w:abstractNumId="1" w15:restartNumberingAfterBreak="0">
+    <w:nsid w:val="2D832F3B"/>
+    <w:multiLevelType w:val="multilevel"/>
+    <w:tmpl w:val="66C8970E"/>
+    <w:lvl w:ilvl="0">
+      <w:start w:val="1"/>
+      <w:numFmt w:val="bullet"/>
+      <w:lvlText w:val=""/>
+      <w:lvlJc w:val="left"/>
+      <w:pPr>
+        <w:tabs>
+          <w:tab w:val="num" w:pos="720"/>
+        </w:tabs>
+        <w:ind w:left="720" w:hanging="360"/>
+      </w:pPr>
+      <w:rPr>
+        <w:rFonts w:ascii="Symbol" w:hAnsi="Symbol" w:hint="default"/>
+        <w:sz w:val="20"/>
+      </w:rPr>
+    </w:lvl>
+    <w:lvl w:ilvl="1" w:tentative="1">
+      <w:start w:val="1"/>
+      <w:numFmt w:val="bullet"/>
+      <w:lvlText w:val="o"/>
+      <w:lvlJc w:val="left"/>
+      <w:pPr>
+        <w:tabs>
+          <w:tab w:val="num" w:pos="1440"/>
+        </w:tabs>
+        <w:ind w:left="1440" w:hanging="360"/>
+      </w:pPr>
+      <w:rPr>
+        <w:rFonts w:ascii="Courier New" w:hAnsi="Courier New" w:hint="default"/>
+        <w:sz w:val="20"/>
+      </w:rPr>
+    </w:lvl>
+    <w:lvl w:ilvl="2" w:tentative="1">
+      <w:start w:val="1"/>
+      <w:numFmt w:val="bullet"/>
+      <w:lvlText w:val=""/>
+      <w:lvlJc w:val="left"/>
+      <w:pPr>
+        <w:tabs>
+          <w:tab w:val="num" w:pos="2160"/>
+        </w:tabs>
+        <w:ind w:left="2160" w:hanging="360"/>
+      </w:pPr>
+      <w:rPr>
+        <w:rFonts w:ascii="Wingdings" w:hAnsi="Wingdings" w:hint="default"/>
+        <w:sz w:val="20"/>
+      </w:rPr>
+    </w:lvl>
+    <w:lvl w:ilvl="3" w:tentative="1">
+      <w:start w:val="1"/>
+      <w:numFmt w:val="bullet"/>
+      <w:lvlText w:val=""/>
+      <w:lvlJc w:val="left"/>
+      <w:pPr>
+        <w:tabs>
+          <w:tab w:val="num" w:pos="2880"/>
+        </w:tabs>
+        <w:ind w:left="2880" w:hanging="360"/>
+      </w:pPr>
+      <w:rPr>
+        <w:rFonts w:ascii="Wingdings" w:hAnsi="Wingdings" w:hint="default"/>
+        <w:sz w:val="20"/>
+      </w:rPr>
+    </w:lvl>
+    <w:lvl w:ilvl="4" w:tentative="1">
+      <w:start w:val="1"/>
+      <w:numFmt w:val="bullet"/>
+      <w:lvlText w:val=""/>
+      <w:lvlJc w:val="left"/>
+      <w:pPr>
+        <w:tabs>
+          <w:tab w:val="num" w:pos="3600"/>
+        </w:tabs>
+        <w:ind w:left="3600" w:hanging="360"/>
+      </w:pPr>
+      <w:rPr>
+        <w:rFonts w:ascii="Wingdings" w:hAnsi="Wingdings" w:hint="default"/>
+        <w:sz w:val="20"/>
+      </w:rPr>
+    </w:lvl>
+    <w:lvl w:ilvl="5" w:tentative="1">
+      <w:start w:val="1"/>
+      <w:numFmt w:val="bullet"/>
+      <w:lvlText w:val=""/>
+      <w:lvlJc w:val="left"/>
+      <w:pPr>
+        <w:tabs>
+          <w:tab w:val="num" w:pos="4320"/>
+        </w:tabs>
+        <w:ind w:left="4320" w:hanging="360"/>
+      </w:pPr>
+      <w:rPr>
+        <w:rFonts w:ascii="Wingdings" w:hAnsi="Wingdings" w:hint="default"/>
+        <w:sz w:val="20"/>
+      </w:rPr>
+    </w:lvl>
+    <w:lvl w:ilvl="6" w:tentative="1">
+      <w:start w:val="1"/>
+      <w:numFmt w:val="bullet"/>
+      <w:lvlText w:val=""/>
+      <w:lvlJc w:val="left"/>
+      <w:pPr>
+        <w:tabs>
+          <w:tab w:val="num" w:pos="5040"/>
+        </w:tabs>
+        <w:ind w:left="5040" w:hanging="360"/>
+      </w:pPr>
+      <w:rPr>
+        <w:rFonts w:ascii="Wingdings" w:hAnsi="Wingdings" w:hint="default"/>
+        <w:sz w:val="20"/>
+      </w:rPr>
+    </w:lvl>
+    <w:lvl w:ilvl="7" w:tentative="1">
+      <w:start w:val="1"/>
+      <w:numFmt w:val="bullet"/>
+      <w:lvlText w:val=""/>
+      <w:lvlJc w:val="left"/>
+      <w:pPr>
+        <w:tabs>
+          <w:tab w:val="num" w:pos="5760"/>
+        </w:tabs>
+        <w:ind w:left="5760" w:hanging="360"/>
+      </w:pPr>
+      <w:rPr>
+        <w:rFonts w:ascii="Wingdings" w:hAnsi="Wingdings" w:hint="default"/>
+        <w:sz w:val="20"/>
+      </w:rPr>
+    </w:lvl>
+    <w:lvl w:ilvl="8" w:tentative="1">
+      <w:start w:val="1"/>
+      <w:numFmt w:val="bullet"/>
+      <w:lvlText w:val=""/>
+      <w:lvlJc w:val="left"/>
+      <w:pPr>
+        <w:tabs>
+          <w:tab w:val="num" w:pos="6480"/>
+        </w:tabs>
+        <w:ind w:left="6480" w:hanging="360"/>
+      </w:pPr>
+      <w:rPr>
+        <w:rFonts w:ascii="Wingdings" w:hAnsi="Wingdings" w:hint="default"/>
+        <w:sz w:val="20"/>
+      </w:rPr>
+    </w:lvl>
+  </w:abstractNum>
+  <w:abstractNum w:abstractNumId="2" w15:restartNumberingAfterBreak="0">
+    <w:nsid w:val="3267476A"/>
+    <w:multiLevelType w:val="multilevel"/>
+    <w:tmpl w:val="080CFC7E"/>
+    <w:lvl w:ilvl="0">
+      <w:start w:val="1"/>
+      <w:numFmt w:val="bullet"/>
+      <w:lvlText w:val=""/>
+      <w:lvlJc w:val="left"/>
+      <w:pPr>
+        <w:tabs>
+          <w:tab w:val="num" w:pos="720"/>
+        </w:tabs>
+        <w:ind w:left="720" w:hanging="360"/>
+      </w:pPr>
+      <w:rPr>
+        <w:rFonts w:ascii="Symbol" w:hAnsi="Symbol" w:hint="default"/>
+        <w:sz w:val="20"/>
+      </w:rPr>
+    </w:lvl>
+    <w:lvl w:ilvl="1" w:tentative="1">
+      <w:start w:val="1"/>
+      <w:numFmt w:val="bullet"/>
+      <w:lvlText w:val="o"/>
+      <w:lvlJc w:val="left"/>
+      <w:pPr>
+        <w:tabs>
+          <w:tab w:val="num" w:pos="1440"/>
+        </w:tabs>
+        <w:ind w:left="1440" w:hanging="360"/>
+      </w:pPr>
+      <w:rPr>
+        <w:rFonts w:ascii="Courier New" w:hAnsi="Courier New" w:hint="default"/>
+        <w:sz w:val="20"/>
+      </w:rPr>
+    </w:lvl>
+    <w:lvl w:ilvl="2" w:tentative="1">
+      <w:start w:val="1"/>
+      <w:numFmt w:val="bullet"/>
+      <w:lvlText w:val=""/>
+      <w:lvlJc w:val="left"/>
+      <w:pPr>
+        <w:tabs>
+          <w:tab w:val="num" w:pos="2160"/>
+        </w:tabs>
+        <w:ind w:left="2160" w:hanging="360"/>
+      </w:pPr>
+      <w:rPr>
+        <w:rFonts w:ascii="Wingdings" w:hAnsi="Wingdings" w:hint="default"/>
+        <w:sz w:val="20"/>
+      </w:rPr>
+    </w:lvl>
+    <w:lvl w:ilvl="3" w:tentative="1">
+      <w:start w:val="1"/>
+      <w:numFmt w:val="bullet"/>
+      <w:lvlText w:val=""/>
+      <w:lvlJc w:val="left"/>
+      <w:pPr>
+        <w:tabs>
+          <w:tab w:val="num" w:pos="2880"/>
+        </w:tabs>
+        <w:ind w:left="2880" w:hanging="360"/>
+      </w:pPr>
+      <w:rPr>
+        <w:rFonts w:ascii="Wingdings" w:hAnsi="Wingdings" w:hint="default"/>
+        <w:sz w:val="20"/>
+      </w:rPr>
+    </w:lvl>
+    <w:lvl w:ilvl="4" w:tentative="1">
+      <w:start w:val="1"/>
+      <w:numFmt w:val="bullet"/>
+      <w:lvlText w:val=""/>
+      <w:lvlJc w:val="left"/>
+      <w:pPr>
+        <w:tabs>
+          <w:tab w:val="num" w:pos="3600"/>
+        </w:tabs>
+        <w:ind w:left="3600" w:hanging="360"/>
+      </w:pPr>
+      <w:rPr>
+        <w:rFonts w:ascii="Wingdings" w:hAnsi="Wingdings" w:hint="default"/>
+        <w:sz w:val="20"/>
+      </w:rPr>
+    </w:lvl>
+    <w:lvl w:ilvl="5" w:tentative="1">
+      <w:start w:val="1"/>
+      <w:numFmt w:val="bullet"/>
+      <w:lvlText w:val=""/>
+      <w:lvlJc w:val="left"/>
+      <w:pPr>
+        <w:tabs>
+          <w:tab w:val="num" w:pos="4320"/>
+        </w:tabs>
+        <w:ind w:left="4320" w:hanging="360"/>
+      </w:pPr>
+      <w:rPr>
+        <w:rFonts w:ascii="Wingdings" w:hAnsi="Wingdings" w:hint="default"/>
+        <w:sz w:val="20"/>
+      </w:rPr>
+    </w:lvl>
+    <w:lvl w:ilvl="6" w:tentative="1">
+      <w:start w:val="1"/>
+      <w:numFmt w:val="bullet"/>
+      <w:lvlText w:val=""/>
+      <w:lvlJc w:val="left"/>
+      <w:pPr>
+        <w:tabs>
+          <w:tab w:val="num" w:pos="5040"/>
+        </w:tabs>
+        <w:ind w:left="5040" w:hanging="360"/>
+      </w:pPr>
+      <w:rPr>
+        <w:rFonts w:ascii="Wingdings" w:hAnsi="Wingdings" w:hint="default"/>
+        <w:sz w:val="20"/>
+      </w:rPr>
+    </w:lvl>
+    <w:lvl w:ilvl="7" w:tentative="1">
+      <w:start w:val="1"/>
+      <w:numFmt w:val="bullet"/>
+      <w:lvlText w:val=""/>
+      <w:lvlJc w:val="left"/>
+      <w:pPr>
+        <w:tabs>
+          <w:tab w:val="num" w:pos="5760"/>
+        </w:tabs>
+        <w:ind w:left="5760" w:hanging="360"/>
+      </w:pPr>
+      <w:rPr>
+        <w:rFonts w:ascii="Wingdings" w:hAnsi="Wingdings" w:hint="default"/>
+        <w:sz w:val="20"/>
+      </w:rPr>
+    </w:lvl>
+    <w:lvl w:ilvl="8" w:tentative="1">
+      <w:start w:val="1"/>
+      <w:numFmt w:val="bullet"/>
+      <w:lvlText w:val=""/>
+      <w:lvlJc w:val="left"/>
+      <w:pPr>
+        <w:tabs>
+          <w:tab w:val="num" w:pos="6480"/>
+        </w:tabs>
+        <w:ind w:left="6480" w:hanging="360"/>
+      </w:pPr>
+      <w:rPr>
+        <w:rFonts w:ascii="Wingdings" w:hAnsi="Wingdings" w:hint="default"/>
+        <w:sz w:val="20"/>
+      </w:rPr>
+    </w:lvl>
+  </w:abstractNum>
+  <w:abstractNum w:abstractNumId="3" w15:restartNumberingAfterBreak="0">
+    <w:nsid w:val="354E40E6"/>
+    <w:multiLevelType w:val="multilevel"/>
+    <w:tmpl w:val="D1C2ACEA"/>
+    <w:lvl w:ilvl="0">
+      <w:start w:val="1"/>
+      <w:numFmt w:val="bullet"/>
+      <w:lvlText w:val=""/>
+      <w:lvlJc w:val="left"/>
+      <w:pPr>
+        <w:tabs>
+          <w:tab w:val="num" w:pos="720"/>
+        </w:tabs>
+        <w:ind w:left="720" w:hanging="360"/>
+      </w:pPr>
+      <w:rPr>
+        <w:rFonts w:ascii="Symbol" w:hAnsi="Symbol" w:hint="default"/>
+        <w:sz w:val="20"/>
+      </w:rPr>
+    </w:lvl>
+    <w:lvl w:ilvl="1" w:tentative="1">
+      <w:start w:val="1"/>
+      <w:numFmt w:val="bullet"/>
+      <w:lvlText w:val="o"/>
+      <w:lvlJc w:val="left"/>
+      <w:pPr>
+        <w:tabs>
+          <w:tab w:val="num" w:pos="1440"/>
+        </w:tabs>
+        <w:ind w:left="1440" w:hanging="360"/>
+      </w:pPr>
+      <w:rPr>
+        <w:rFonts w:ascii="Courier New" w:hAnsi="Courier New" w:hint="default"/>
+        <w:sz w:val="20"/>
+      </w:rPr>
+    </w:lvl>
+    <w:lvl w:ilvl="2" w:tentative="1">
+      <w:start w:val="1"/>
+      <w:numFmt w:val="bullet"/>
+      <w:lvlText w:val=""/>
+      <w:lvlJc w:val="left"/>
+      <w:pPr>
+        <w:tabs>
+          <w:tab w:val="num" w:pos="2160"/>
+        </w:tabs>
+        <w:ind w:left="2160" w:hanging="360"/>
+      </w:pPr>
+      <w:rPr>
+        <w:rFonts w:ascii="Wingdings" w:hAnsi="Wingdings" w:hint="default"/>
+        <w:sz w:val="20"/>
+      </w:rPr>
+    </w:lvl>
+    <w:lvl w:ilvl="3" w:tentative="1">
+      <w:start w:val="1"/>
+      <w:numFmt w:val="bullet"/>
+      <w:lvlText w:val=""/>
+      <w:lvlJc w:val="left"/>
+      <w:pPr>
+        <w:tabs>
+          <w:tab w:val="num" w:pos="2880"/>
+        </w:tabs>
+        <w:ind w:left="2880" w:hanging="360"/>
+      </w:pPr>
+      <w:rPr>
+        <w:rFonts w:ascii="Wingdings" w:hAnsi="Wingdings" w:hint="default"/>
+        <w:sz w:val="20"/>
+      </w:rPr>
+    </w:lvl>
+    <w:lvl w:ilvl="4" w:tentative="1">
+      <w:start w:val="1"/>
+      <w:numFmt w:val="bullet"/>
+      <w:lvlText w:val=""/>
+      <w:lvlJc w:val="left"/>
+      <w:pPr>
+        <w:tabs>
+          <w:tab w:val="num" w:pos="3600"/>
+        </w:tabs>
+        <w:ind w:left="3600" w:hanging="360"/>
+      </w:pPr>
+      <w:rPr>
+        <w:rFonts w:ascii="Wingdings" w:hAnsi="Wingdings" w:hint="default"/>
+        <w:sz w:val="20"/>
+      </w:rPr>
+    </w:lvl>
+    <w:lvl w:ilvl="5" w:tentative="1">
+      <w:start w:val="1"/>
+      <w:numFmt w:val="bullet"/>
+      <w:lvlText w:val=""/>
+      <w:lvlJc w:val="left"/>
+      <w:pPr>
+        <w:tabs>
+          <w:tab w:val="num" w:pos="4320"/>
+        </w:tabs>
+        <w:ind w:left="4320" w:hanging="360"/>
+      </w:pPr>
+      <w:rPr>
+        <w:rFonts w:ascii="Wingdings" w:hAnsi="Wingdings" w:hint="default"/>
+        <w:sz w:val="20"/>
+      </w:rPr>
+    </w:lvl>
+    <w:lvl w:ilvl="6" w:tentative="1">
+      <w:start w:val="1"/>
+      <w:numFmt w:val="bullet"/>
+      <w:lvlText w:val=""/>
+      <w:lvlJc w:val="left"/>
+      <w:pPr>
+        <w:tabs>
+          <w:tab w:val="num" w:pos="5040"/>
+        </w:tabs>
+        <w:ind w:left="5040" w:hanging="360"/>
+      </w:pPr>
+      <w:rPr>
+        <w:rFonts w:ascii="Wingdings" w:hAnsi="Wingdings" w:hint="default"/>
+        <w:sz w:val="20"/>
+      </w:rPr>
+    </w:lvl>
+    <w:lvl w:ilvl="7" w:tentative="1">
+      <w:start w:val="1"/>
+      <w:numFmt w:val="bullet"/>
+      <w:lvlText w:val=""/>
+      <w:lvlJc w:val="left"/>
+      <w:pPr>
+        <w:tabs>
+          <w:tab w:val="num" w:pos="5760"/>
+        </w:tabs>
+        <w:ind w:left="5760" w:hanging="360"/>
+      </w:pPr>
+      <w:rPr>
+        <w:rFonts w:ascii="Wingdings" w:hAnsi="Wingdings" w:hint="default"/>
+        <w:sz w:val="20"/>
+      </w:rPr>
+    </w:lvl>
+    <w:lvl w:ilvl="8" w:tentative="1">
+      <w:start w:val="1"/>
+      <w:numFmt w:val="bullet"/>
+      <w:lvlText w:val=""/>
+      <w:lvlJc w:val="left"/>
+      <w:pPr>
+        <w:tabs>
+          <w:tab w:val="num" w:pos="6480"/>
+        </w:tabs>
+        <w:ind w:left="6480" w:hanging="360"/>
+      </w:pPr>
+      <w:rPr>
+        <w:rFonts w:ascii="Wingdings" w:hAnsi="Wingdings" w:hint="default"/>
+        <w:sz w:val="20"/>
+      </w:rPr>
+    </w:lvl>
+  </w:abstractNum>
+  <w:abstractNum w:abstractNumId="4" w15:restartNumberingAfterBreak="0">
+    <w:nsid w:val="481344A3"/>
+    <w:multiLevelType w:val="multilevel"/>
+    <w:tmpl w:val="D0EA2E0E"/>
+    <w:lvl w:ilvl="0">
+      <w:start w:val="1"/>
+      <w:numFmt w:val="bullet"/>
+      <w:lvlText w:val=""/>
+      <w:lvlJc w:val="left"/>
+      <w:pPr>
+        <w:tabs>
+          <w:tab w:val="num" w:pos="720"/>
+        </w:tabs>
+        <w:ind w:left="720" w:hanging="360"/>
+      </w:pPr>
+      <w:rPr>
+        <w:rFonts w:ascii="Symbol" w:hAnsi="Symbol" w:hint="default"/>
+        <w:sz w:val="20"/>
+      </w:rPr>
+    </w:lvl>
+    <w:lvl w:ilvl="1" w:tentative="1">
+      <w:start w:val="1"/>
+      <w:numFmt w:val="bullet"/>
+      <w:lvlText w:val="o"/>
+      <w:lvlJc w:val="left"/>
+      <w:pPr>
+        <w:tabs>
+          <w:tab w:val="num" w:pos="1440"/>
+        </w:tabs>
+        <w:ind w:left="1440" w:hanging="360"/>
+      </w:pPr>
+      <w:rPr>
+        <w:rFonts w:ascii="Courier New" w:hAnsi="Courier New" w:hint="default"/>
+        <w:sz w:val="20"/>
+      </w:rPr>
+    </w:lvl>
+    <w:lvl w:ilvl="2" w:tentative="1">
+      <w:start w:val="1"/>
+      <w:numFmt w:val="bullet"/>
+      <w:lvlText w:val=""/>
+      <w:lvlJc w:val="left"/>
+      <w:pPr>
+        <w:tabs>
+          <w:tab w:val="num" w:pos="2160"/>
+        </w:tabs>
+        <w:ind w:left="2160" w:hanging="360"/>
+      </w:pPr>
+      <w:rPr>
+        <w:rFonts w:ascii="Wingdings" w:hAnsi="Wingdings" w:hint="default"/>
+        <w:sz w:val="20"/>
+      </w:rPr>
+    </w:lvl>
+    <w:lvl w:ilvl="3" w:tentative="1">
+      <w:start w:val="1"/>
+      <w:numFmt w:val="bullet"/>
+      <w:lvlText w:val=""/>
+      <w:lvlJc w:val="left"/>
+      <w:pPr>
+        <w:tabs>
+          <w:tab w:val="num" w:pos="2880"/>
+        </w:tabs>
+        <w:ind w:left="2880" w:hanging="360"/>
+      </w:pPr>
+      <w:rPr>
+        <w:rFonts w:ascii="Wingdings" w:hAnsi="Wingdings" w:hint="default"/>
+        <w:sz w:val="20"/>
+      </w:rPr>
+    </w:lvl>
+    <w:lvl w:ilvl="4" w:tentative="1">
+      <w:start w:val="1"/>
+      <w:numFmt w:val="bullet"/>
+      <w:lvlText w:val=""/>
+      <w:lvlJc w:val="left"/>
+      <w:pPr>
+        <w:tabs>
+          <w:tab w:val="num" w:pos="3600"/>
+        </w:tabs>
+        <w:ind w:left="3600" w:hanging="360"/>
+      </w:pPr>
+      <w:rPr>
+        <w:rFonts w:ascii="Wingdings" w:hAnsi="Wingdings" w:hint="default"/>
+        <w:sz w:val="20"/>
+      </w:rPr>
+    </w:lvl>
+    <w:lvl w:ilvl="5" w:tentative="1">
+      <w:start w:val="1"/>
+      <w:numFmt w:val="bullet"/>
+      <w:lvlText w:val=""/>
+      <w:lvlJc w:val="left"/>
+      <w:pPr>
+        <w:tabs>
+          <w:tab w:val="num" w:pos="4320"/>
+        </w:tabs>
+        <w:ind w:left="4320" w:hanging="360"/>
+      </w:pPr>
+      <w:rPr>
+        <w:rFonts w:ascii="Wingdings" w:hAnsi="Wingdings" w:hint="default"/>
+        <w:sz w:val="20"/>
+      </w:rPr>
+    </w:lvl>
+    <w:lvl w:ilvl="6" w:tentative="1">
+      <w:start w:val="1"/>
+      <w:numFmt w:val="bullet"/>
+      <w:lvlText w:val=""/>
+      <w:lvlJc w:val="left"/>
+      <w:pPr>
+        <w:tabs>
+          <w:tab w:val="num" w:pos="5040"/>
+        </w:tabs>
+        <w:ind w:left="5040" w:hanging="360"/>
+      </w:pPr>
+      <w:rPr>
+        <w:rFonts w:ascii="Wingdings" w:hAnsi="Wingdings" w:hint="default"/>
+        <w:sz w:val="20"/>
+      </w:rPr>
+    </w:lvl>
+    <w:lvl w:ilvl="7" w:tentative="1">
+      <w:start w:val="1"/>
+      <w:numFmt w:val="bullet"/>
+      <w:lvlText w:val=""/>
+      <w:lvlJc w:val="left"/>
+      <w:pPr>
+        <w:tabs>
+          <w:tab w:val="num" w:pos="5760"/>
+        </w:tabs>
+        <w:ind w:left="5760" w:hanging="360"/>
+      </w:pPr>
+      <w:rPr>
+        <w:rFonts w:ascii="Wingdings" w:hAnsi="Wingdings" w:hint="default"/>
+        <w:sz w:val="20"/>
+      </w:rPr>
+    </w:lvl>
+    <w:lvl w:ilvl="8" w:tentative="1">
+      <w:start w:val="1"/>
+      <w:numFmt w:val="bullet"/>
+      <w:lvlText w:val=""/>
+      <w:lvlJc w:val="left"/>
+      <w:pPr>
+        <w:tabs>
+          <w:tab w:val="num" w:pos="6480"/>
+        </w:tabs>
+        <w:ind w:left="6480" w:hanging="360"/>
+      </w:pPr>
+      <w:rPr>
+        <w:rFonts w:ascii="Wingdings" w:hAnsi="Wingdings" w:hint="default"/>
+        <w:sz w:val="20"/>
+      </w:rPr>
+    </w:lvl>
+  </w:abstractNum>
+  <w:abstractNum w:abstractNumId="5" w15:restartNumberingAfterBreak="0">
+    <w:nsid w:val="49BD1263"/>
+    <w:multiLevelType w:val="hybridMultilevel"/>
+    <w:tmpl w:val="18386572"/>
+    <w:lvl w:ilvl="0" w:tplc="04220001">
+      <w:start w:val="1"/>
+      <w:numFmt w:val="bullet"/>
+      <w:lvlText w:val=""/>
+      <w:lvlJc w:val="left"/>
+      <w:pPr>
+        <w:ind w:left="720" w:hanging="360"/>
+      </w:pPr>
+      <w:rPr>
+        <w:rFonts w:ascii="Symbol" w:hAnsi="Symbol" w:hint="default"/>
+      </w:rPr>
+    </w:lvl>
+    <w:lvl w:ilvl="1" w:tplc="04220003" w:tentative="1">
+      <w:start w:val="1"/>
+      <w:numFmt w:val="bullet"/>
+      <w:lvlText w:val="o"/>
+      <w:lvlJc w:val="left"/>
+      <w:pPr>
+        <w:ind w:left="1440" w:hanging="360"/>
+      </w:pPr>
+      <w:rPr>
+        <w:rFonts w:ascii="Courier New" w:hAnsi="Courier New" w:cs="Courier New" w:hint="default"/>
+      </w:rPr>
+    </w:lvl>
+    <w:lvl w:ilvl="2" w:tplc="04220005" w:tentative="1">
+      <w:start w:val="1"/>
+      <w:numFmt w:val="bullet"/>
+      <w:lvlText w:val=""/>
+      <w:lvlJc w:val="left"/>
+      <w:pPr>
+        <w:ind w:left="2160" w:hanging="360"/>
+      </w:pPr>
+      <w:rPr>
+        <w:rFonts w:ascii="Wingdings" w:hAnsi="Wingdings" w:hint="default"/>
+      </w:rPr>
+    </w:lvl>
+    <w:lvl w:ilvl="3" w:tplc="04220001" w:tentative="1">
+      <w:start w:val="1"/>
+      <w:numFmt w:val="bullet"/>
+      <w:lvlText w:val=""/>
+      <w:lvlJc w:val="left"/>
+      <w:pPr>
+        <w:ind w:left="2880" w:hanging="360"/>
+      </w:pPr>
+      <w:rPr>
+        <w:rFonts w:ascii="Symbol" w:hAnsi="Symbol" w:hint="default"/>
+      </w:rPr>
+    </w:lvl>
+    <w:lvl w:ilvl="4" w:tplc="04220003" w:tentative="1">
+      <w:start w:val="1"/>
+      <w:numFmt w:val="bullet"/>
+      <w:lvlText w:val="o"/>
+      <w:lvlJc w:val="left"/>
+      <w:pPr>
+        <w:ind w:left="3600" w:hanging="360"/>
+      </w:pPr>
+      <w:rPr>
+        <w:rFonts w:ascii="Courier New" w:hAnsi="Courier New" w:cs="Courier New" w:hint="default"/>
+      </w:rPr>
+    </w:lvl>
+    <w:lvl w:ilvl="5" w:tplc="04220005" w:tentative="1">
+      <w:start w:val="1"/>
+      <w:numFmt w:val="bullet"/>
+      <w:lvlText w:val=""/>
+      <w:lvlJc w:val="left"/>
+      <w:pPr>
+        <w:ind w:left="4320" w:hanging="360"/>
+      </w:pPr>
+      <w:rPr>
+        <w:rFonts w:ascii="Wingdings" w:hAnsi="Wingdings" w:hint="default"/>
+      </w:rPr>
+    </w:lvl>
+    <w:lvl w:ilvl="6" w:tplc="04220001" w:tentative="1">
+      <w:start w:val="1"/>
+      <w:numFmt w:val="bullet"/>
+      <w:lvlText w:val=""/>
+      <w:lvlJc w:val="left"/>
+      <w:pPr>
+        <w:ind w:left="5040" w:hanging="360"/>
+      </w:pPr>
+      <w:rPr>
+        <w:rFonts w:ascii="Symbol" w:hAnsi="Symbol" w:hint="default"/>
+      </w:rPr>
+    </w:lvl>
+    <w:lvl w:ilvl="7" w:tplc="04220003" w:tentative="1">
+      <w:start w:val="1"/>
+      <w:numFmt w:val="bullet"/>
+      <w:lvlText w:val="o"/>
+      <w:lvlJc w:val="left"/>
+      <w:pPr>
+        <w:ind w:left="5760" w:hanging="360"/>
+      </w:pPr>
+      <w:rPr>
+        <w:rFonts w:ascii="Courier New" w:hAnsi="Courier New" w:cs="Courier New" w:hint="default"/>
+      </w:rPr>
+    </w:lvl>
+    <w:lvl w:ilvl="8" w:tplc="04220005" w:tentative="1">
+      <w:start w:val="1"/>
+      <w:numFmt w:val="bullet"/>
+      <w:lvlText w:val=""/>
+      <w:lvlJc w:val="left"/>
+      <w:pPr>
+        <w:ind w:left="6480" w:hanging="360"/>
+      </w:pPr>
+      <w:rPr>
+        <w:rFonts w:ascii="Wingdings" w:hAnsi="Wingdings" w:hint="default"/>
+      </w:rPr>
+    </w:lvl>
+  </w:abstractNum>
+  <w:num w:numId="1">
+    <w:abstractNumId w:val="4"/>
+  </w:num>
+  <w:num w:numId="2">
+    <w:abstractNumId w:val="3"/>
+  </w:num>
+  <w:num w:numId="3">
+    <w:abstractNumId w:val="5"/>
+  </w:num>
+  <w:num w:numId="4">
+    <w:abstractNumId w:val="0"/>
+  </w:num>
+  <w:num w:numId="5">
+    <w:abstractNumId w:val="1"/>
+  </w:num>
+  <w:num w:numId="6">
+    <w:abstractNumId w:val="2"/>
+  </w:num>
+</w:numbering>
 </file>
 
 <file path=word/styles.xml><?xml version="1.0" encoding="utf-8"?>
@@ -1699,7 +3394,6 @@
   <w:style w:type="character" w:default="1" w:styleId="a0">
     <w:name w:val="Default Paragraph Font"/>
     <w:uiPriority w:val="1"/>
-    <w:semiHidden/>
     <w:unhideWhenUsed/>
   </w:style>
   <w:style w:type="table" w:default="1" w:styleId="a1">
@@ -1739,6 +3433,96 @@
       <w:szCs w:val="24"/>
       <w:lang w:eastAsia="uk-UA"/>
     </w:rPr>
+  </w:style>
+  <w:style w:type="character" w:styleId="a4">
+    <w:name w:val="Hyperlink"/>
+    <w:basedOn w:val="a0"/>
+    <w:uiPriority w:val="99"/>
+    <w:unhideWhenUsed/>
+    <w:rsid w:val="002957A7"/>
+    <w:rPr>
+      <w:color w:val="0563C1" w:themeColor="hyperlink"/>
+      <w:u w:val="single"/>
+    </w:rPr>
+  </w:style>
+  <w:style w:type="character" w:styleId="a5">
+    <w:name w:val="Unresolved Mention"/>
+    <w:basedOn w:val="a0"/>
+    <w:uiPriority w:val="99"/>
+    <w:semiHidden/>
+    <w:unhideWhenUsed/>
+    <w:rsid w:val="002957A7"/>
+    <w:rPr>
+      <w:color w:val="605E5C"/>
+      <w:shd w:val="clear" w:color="auto" w:fill="E1DFDD"/>
+    </w:rPr>
+  </w:style>
+  <w:style w:type="paragraph" w:styleId="a6">
+    <w:name w:val="List Paragraph"/>
+    <w:basedOn w:val="a"/>
+    <w:uiPriority w:val="34"/>
+    <w:qFormat/>
+    <w:rsid w:val="002957A7"/>
+    <w:pPr>
+      <w:ind w:left="720"/>
+      <w:contextualSpacing/>
+    </w:pPr>
+  </w:style>
+  <w:style w:type="character" w:styleId="a7">
+    <w:name w:val="FollowedHyperlink"/>
+    <w:basedOn w:val="a0"/>
+    <w:uiPriority w:val="99"/>
+    <w:semiHidden/>
+    <w:unhideWhenUsed/>
+    <w:rsid w:val="002957A7"/>
+    <w:rPr>
+      <w:color w:val="954F72" w:themeColor="followedHyperlink"/>
+      <w:u w:val="single"/>
+    </w:rPr>
+  </w:style>
+  <w:style w:type="paragraph" w:styleId="a8">
+    <w:name w:val="header"/>
+    <w:basedOn w:val="a"/>
+    <w:link w:val="a9"/>
+    <w:uiPriority w:val="99"/>
+    <w:unhideWhenUsed/>
+    <w:rsid w:val="0054638F"/>
+    <w:pPr>
+      <w:tabs>
+        <w:tab w:val="center" w:pos="4819"/>
+        <w:tab w:val="right" w:pos="9639"/>
+      </w:tabs>
+      <w:spacing w:after="0" w:line="240" w:lineRule="auto"/>
+    </w:pPr>
+  </w:style>
+  <w:style w:type="character" w:customStyle="1" w:styleId="a9">
+    <w:name w:val="Верхній колонтитул Знак"/>
+    <w:basedOn w:val="a0"/>
+    <w:link w:val="a8"/>
+    <w:uiPriority w:val="99"/>
+    <w:rsid w:val="0054638F"/>
+  </w:style>
+  <w:style w:type="paragraph" w:styleId="aa">
+    <w:name w:val="footer"/>
+    <w:basedOn w:val="a"/>
+    <w:link w:val="ab"/>
+    <w:uiPriority w:val="99"/>
+    <w:unhideWhenUsed/>
+    <w:rsid w:val="0054638F"/>
+    <w:pPr>
+      <w:tabs>
+        <w:tab w:val="center" w:pos="4819"/>
+        <w:tab w:val="right" w:pos="9639"/>
+      </w:tabs>
+      <w:spacing w:after="0" w:line="240" w:lineRule="auto"/>
+    </w:pPr>
+  </w:style>
+  <w:style w:type="character" w:customStyle="1" w:styleId="ab">
+    <w:name w:val="Нижній колонтитул Знак"/>
+    <w:basedOn w:val="a0"/>
+    <w:link w:val="aa"/>
+    <w:uiPriority w:val="99"/>
+    <w:rsid w:val="0054638F"/>
   </w:style>
 </w:styles>
 </file>
